--- a/docs/qms/evidence-2026/QMS_Word/forms__FRM-09_Competence_and_Training_Record.docx
+++ b/docs/qms/evidence-2026/QMS_Word/forms__FRM-09_Competence_and_Training_Record.docx
@@ -17,20 +17,20 @@
     </w:p>
     <w:tbl>
       <w:tblPr>
-        <w:tblW w:w="4397" w:type="dxa"/>
+        <w:tblW w:w="5000" w:type="pct"/>
         <w:jc w:val="left"/>
-        <w:tblInd w:w="0" w:type="dxa"/>
+        <w:tblInd w:w="-7" w:type="dxa"/>
         <w:tblLayout w:type="fixed"/>
         <w:tblCellMar>
-          <w:top w:w="28" w:type="dxa"/>
-          <w:left w:w="28" w:type="dxa"/>
-          <w:bottom w:w="28" w:type="dxa"/>
-          <w:right w:w="28" w:type="dxa"/>
+          <w:top w:w="60" w:type="dxa"/>
+          <w:left w:w="60" w:type="dxa"/>
+          <w:bottom w:w="60" w:type="dxa"/>
+          <w:right w:w="60" w:type="dxa"/>
         </w:tblCellMar>
       </w:tblPr>
       <w:tblGrid>
-        <w:gridCol w:w="1951"/>
-        <w:gridCol w:w="2446"/>
+        <w:gridCol w:w="2606"/>
+        <w:gridCol w:w="8732"/>
       </w:tblGrid>
       <w:tr>
         <w:trPr>
@@ -38,44 +38,60 @@
         </w:trPr>
         <w:tc>
           <w:tcPr>
-            <w:tcW w:w="1951" w:type="dxa"/>
-            <w:tcBorders/>
+            <w:tcW w:w="2606" w:type="dxa"/>
+            <w:tcBorders>
+              <w:top w:val="single" w:sz="6" w:space="0" w:color="BFC7D5"/>
+              <w:left w:val="single" w:sz="6" w:space="0" w:color="BFC7D5"/>
+              <w:bottom w:val="single" w:sz="2" w:space="0" w:color="BFC7D5"/>
+              <w:right w:val="single" w:sz="6" w:space="0" w:color="BFC7D5"/>
+            </w:tcBorders>
+            <w:shd w:fill="1F3A5F" w:val="clear"/>
             <w:vAlign w:val="center"/>
           </w:tcPr>
           <w:p>
             <w:pPr>
               <w:pStyle w:val="TableHeading"/>
-              <w:suppressLineNumbers/>
-              <w:shd w:fill="1F3A5F" w:val="clear"/>
-              <w:bidi w:val="0"/>
-              <w:spacing w:before="0" w:after="283"/>
-              <w:jc w:val="center"/>
-              <w:rPr/>
-            </w:pPr>
-            <w:r>
-              <w:rPr/>
+              <w:bidi w:val="0"/>
+              <w:spacing w:before="0" w:after="283"/>
+              <w:jc w:val="left"/>
+              <w:rPr>
+                <w:color w:val="FFFFFF"/>
+              </w:rPr>
+            </w:pPr>
+            <w:r>
+              <w:rPr>
+                <w:color w:val="FFFFFF"/>
+              </w:rPr>
               <w:t>Field</w:t>
             </w:r>
           </w:p>
         </w:tc>
         <w:tc>
           <w:tcPr>
-            <w:tcW w:w="2446" w:type="dxa"/>
-            <w:tcBorders/>
+            <w:tcW w:w="8732" w:type="dxa"/>
+            <w:tcBorders>
+              <w:top w:val="single" w:sz="6" w:space="0" w:color="BFC7D5"/>
+              <w:left w:val="single" w:sz="2" w:space="0" w:color="BFC7D5"/>
+              <w:bottom w:val="single" w:sz="2" w:space="0" w:color="BFC7D5"/>
+              <w:right w:val="single" w:sz="6" w:space="0" w:color="BFC7D5"/>
+            </w:tcBorders>
+            <w:shd w:fill="1F3A5F" w:val="clear"/>
             <w:vAlign w:val="center"/>
           </w:tcPr>
           <w:p>
             <w:pPr>
               <w:pStyle w:val="TableHeading"/>
-              <w:suppressLineNumbers/>
-              <w:shd w:fill="1F3A5F" w:val="clear"/>
-              <w:bidi w:val="0"/>
-              <w:spacing w:before="0" w:after="283"/>
-              <w:jc w:val="center"/>
-              <w:rPr/>
-            </w:pPr>
-            <w:r>
-              <w:rPr/>
+              <w:bidi w:val="0"/>
+              <w:spacing w:before="0" w:after="283"/>
+              <w:jc w:val="left"/>
+              <w:rPr>
+                <w:color w:val="FFFFFF"/>
+              </w:rPr>
+            </w:pPr>
+            <w:r>
+              <w:rPr>
+                <w:color w:val="FFFFFF"/>
+              </w:rPr>
               <w:t>Value</w:t>
             </w:r>
           </w:p>
@@ -85,8 +101,12 @@
         <w:trPr/>
         <w:tc>
           <w:tcPr>
-            <w:tcW w:w="1951" w:type="dxa"/>
-            <w:tcBorders/>
+            <w:tcW w:w="2606" w:type="dxa"/>
+            <w:tcBorders>
+              <w:left w:val="single" w:sz="6" w:space="0" w:color="BFC7D5"/>
+              <w:bottom w:val="single" w:sz="2" w:space="0" w:color="BFC7D5"/>
+              <w:right w:val="single" w:sz="6" w:space="0" w:color="BFC7D5"/>
+            </w:tcBorders>
             <w:vAlign w:val="center"/>
           </w:tcPr>
           <w:p>
@@ -105,8 +125,12 @@
         </w:tc>
         <w:tc>
           <w:tcPr>
-            <w:tcW w:w="2446" w:type="dxa"/>
-            <w:tcBorders/>
+            <w:tcW w:w="8732" w:type="dxa"/>
+            <w:tcBorders>
+              <w:left w:val="single" w:sz="2" w:space="0" w:color="BFC7D5"/>
+              <w:bottom w:val="single" w:sz="2" w:space="0" w:color="BFC7D5"/>
+              <w:right w:val="single" w:sz="6" w:space="0" w:color="BFC7D5"/>
+            </w:tcBorders>
             <w:vAlign w:val="center"/>
           </w:tcPr>
           <w:p>
@@ -128,8 +152,12 @@
         <w:trPr/>
         <w:tc>
           <w:tcPr>
-            <w:tcW w:w="1951" w:type="dxa"/>
-            <w:tcBorders/>
+            <w:tcW w:w="2606" w:type="dxa"/>
+            <w:tcBorders>
+              <w:left w:val="single" w:sz="6" w:space="0" w:color="BFC7D5"/>
+              <w:bottom w:val="single" w:sz="2" w:space="0" w:color="BFC7D5"/>
+              <w:right w:val="single" w:sz="6" w:space="0" w:color="BFC7D5"/>
+            </w:tcBorders>
             <w:vAlign w:val="center"/>
           </w:tcPr>
           <w:p>
@@ -148,8 +176,12 @@
         </w:tc>
         <w:tc>
           <w:tcPr>
-            <w:tcW w:w="2446" w:type="dxa"/>
-            <w:tcBorders/>
+            <w:tcW w:w="8732" w:type="dxa"/>
+            <w:tcBorders>
+              <w:left w:val="single" w:sz="2" w:space="0" w:color="BFC7D5"/>
+              <w:bottom w:val="single" w:sz="2" w:space="0" w:color="BFC7D5"/>
+              <w:right w:val="single" w:sz="6" w:space="0" w:color="BFC7D5"/>
+            </w:tcBorders>
             <w:vAlign w:val="center"/>
           </w:tcPr>
           <w:p>
@@ -171,8 +203,12 @@
         <w:trPr/>
         <w:tc>
           <w:tcPr>
-            <w:tcW w:w="1951" w:type="dxa"/>
-            <w:tcBorders/>
+            <w:tcW w:w="2606" w:type="dxa"/>
+            <w:tcBorders>
+              <w:left w:val="single" w:sz="6" w:space="0" w:color="BFC7D5"/>
+              <w:bottom w:val="single" w:sz="2" w:space="0" w:color="BFC7D5"/>
+              <w:right w:val="single" w:sz="6" w:space="0" w:color="BFC7D5"/>
+            </w:tcBorders>
             <w:vAlign w:val="center"/>
           </w:tcPr>
           <w:p>
@@ -191,8 +227,12 @@
         </w:tc>
         <w:tc>
           <w:tcPr>
-            <w:tcW w:w="2446" w:type="dxa"/>
-            <w:tcBorders/>
+            <w:tcW w:w="8732" w:type="dxa"/>
+            <w:tcBorders>
+              <w:left w:val="single" w:sz="2" w:space="0" w:color="BFC7D5"/>
+              <w:bottom w:val="single" w:sz="2" w:space="0" w:color="BFC7D5"/>
+              <w:right w:val="single" w:sz="6" w:space="0" w:color="BFC7D5"/>
+            </w:tcBorders>
             <w:vAlign w:val="center"/>
           </w:tcPr>
           <w:p>
@@ -207,7 +247,7 @@
               <w:rPr>
                 <w:rStyle w:val="Strong"/>
               </w:rPr>
-              <w:t>DRAFT — not yet approved</w:t>
+              <w:t>APPROVED</w:t>
             </w:r>
           </w:p>
         </w:tc>
@@ -216,8 +256,12 @@
         <w:trPr/>
         <w:tc>
           <w:tcPr>
-            <w:tcW w:w="1951" w:type="dxa"/>
-            <w:tcBorders/>
+            <w:tcW w:w="2606" w:type="dxa"/>
+            <w:tcBorders>
+              <w:left w:val="single" w:sz="6" w:space="0" w:color="BFC7D5"/>
+              <w:bottom w:val="single" w:sz="2" w:space="0" w:color="BFC7D5"/>
+              <w:right w:val="single" w:sz="6" w:space="0" w:color="BFC7D5"/>
+            </w:tcBorders>
             <w:vAlign w:val="center"/>
           </w:tcPr>
           <w:p>
@@ -236,21 +280,25 @@
         </w:tc>
         <w:tc>
           <w:tcPr>
-            <w:tcW w:w="2446" w:type="dxa"/>
-            <w:tcBorders/>
-            <w:vAlign w:val="center"/>
-          </w:tcPr>
-          <w:p>
-            <w:pPr>
-              <w:pStyle w:val="TableContents"/>
-              <w:bidi w:val="0"/>
-              <w:spacing w:before="0" w:after="283"/>
-              <w:jc w:val="left"/>
-              <w:rPr/>
-            </w:pPr>
-            <w:r>
-              <w:rPr/>
-              <w:t>Managing Director</w:t>
+            <w:tcW w:w="8732" w:type="dxa"/>
+            <w:tcBorders>
+              <w:left w:val="single" w:sz="2" w:space="0" w:color="BFC7D5"/>
+              <w:bottom w:val="single" w:sz="2" w:space="0" w:color="BFC7D5"/>
+              <w:right w:val="single" w:sz="6" w:space="0" w:color="BFC7D5"/>
+            </w:tcBorders>
+            <w:vAlign w:val="center"/>
+          </w:tcPr>
+          <w:p>
+            <w:pPr>
+              <w:pStyle w:val="TableContents"/>
+              <w:bidi w:val="0"/>
+              <w:spacing w:before="0" w:after="283"/>
+              <w:jc w:val="left"/>
+              <w:rPr/>
+            </w:pPr>
+            <w:r>
+              <w:rPr/>
+              <w:t>Managing Director (Anita Johan)</w:t>
             </w:r>
           </w:p>
         </w:tc>
@@ -259,8 +307,12 @@
         <w:trPr/>
         <w:tc>
           <w:tcPr>
-            <w:tcW w:w="1951" w:type="dxa"/>
-            <w:tcBorders/>
+            <w:tcW w:w="2606" w:type="dxa"/>
+            <w:tcBorders>
+              <w:left w:val="single" w:sz="6" w:space="0" w:color="BFC7D5"/>
+              <w:bottom w:val="single" w:sz="2" w:space="0" w:color="BFC7D5"/>
+              <w:right w:val="single" w:sz="6" w:space="0" w:color="BFC7D5"/>
+            </w:tcBorders>
             <w:vAlign w:val="center"/>
           </w:tcPr>
           <w:p>
@@ -279,8 +331,12 @@
         </w:tc>
         <w:tc>
           <w:tcPr>
-            <w:tcW w:w="2446" w:type="dxa"/>
-            <w:tcBorders/>
+            <w:tcW w:w="8732" w:type="dxa"/>
+            <w:tcBorders>
+              <w:left w:val="single" w:sz="2" w:space="0" w:color="BFC7D5"/>
+              <w:bottom w:val="single" w:sz="2" w:space="0" w:color="BFC7D5"/>
+              <w:right w:val="single" w:sz="6" w:space="0" w:color="BFC7D5"/>
+            </w:tcBorders>
             <w:vAlign w:val="center"/>
           </w:tcPr>
           <w:p>
@@ -294,6 +350,314 @@
             <w:r>
               <w:rPr/>
               <w:t>7.2, 7.3</w:t>
+            </w:r>
+          </w:p>
+        </w:tc>
+      </w:tr>
+      <w:tr>
+        <w:trPr/>
+        <w:tc>
+          <w:tcPr>
+            <w:tcW w:w="2606" w:type="dxa"/>
+            <w:tcBorders>
+              <w:left w:val="single" w:sz="6" w:space="0" w:color="BFC7D5"/>
+              <w:bottom w:val="single" w:sz="2" w:space="0" w:color="BFC7D5"/>
+              <w:right w:val="single" w:sz="6" w:space="0" w:color="BFC7D5"/>
+            </w:tcBorders>
+            <w:vAlign w:val="center"/>
+          </w:tcPr>
+          <w:p>
+            <w:pPr>
+              <w:pStyle w:val="TableContents"/>
+              <w:bidi w:val="0"/>
+              <w:spacing w:before="0" w:after="283"/>
+              <w:jc w:val="left"/>
+              <w:rPr/>
+            </w:pPr>
+            <w:r>
+              <w:rPr/>
+              <w:t>Prepared by</w:t>
+            </w:r>
+          </w:p>
+        </w:tc>
+        <w:tc>
+          <w:tcPr>
+            <w:tcW w:w="8732" w:type="dxa"/>
+            <w:tcBorders>
+              <w:left w:val="single" w:sz="2" w:space="0" w:color="BFC7D5"/>
+              <w:bottom w:val="single" w:sz="2" w:space="0" w:color="BFC7D5"/>
+              <w:right w:val="single" w:sz="6" w:space="0" w:color="BFC7D5"/>
+            </w:tcBorders>
+            <w:vAlign w:val="center"/>
+          </w:tcPr>
+          <w:p>
+            <w:pPr>
+              <w:pStyle w:val="TableContents"/>
+              <w:bidi w:val="0"/>
+              <w:spacing w:before="0" w:after="283"/>
+              <w:jc w:val="left"/>
+              <w:rPr/>
+            </w:pPr>
+            <w:r>
+              <w:rPr/>
+              <w:t>Richard Watson Stephen Amudha (Lead Engineer) — 2026-10-07</w:t>
+            </w:r>
+          </w:p>
+        </w:tc>
+      </w:tr>
+      <w:tr>
+        <w:trPr/>
+        <w:tc>
+          <w:tcPr>
+            <w:tcW w:w="2606" w:type="dxa"/>
+            <w:tcBorders>
+              <w:left w:val="single" w:sz="6" w:space="0" w:color="BFC7D5"/>
+              <w:bottom w:val="single" w:sz="2" w:space="0" w:color="BFC7D5"/>
+              <w:right w:val="single" w:sz="6" w:space="0" w:color="BFC7D5"/>
+            </w:tcBorders>
+            <w:vAlign w:val="center"/>
+          </w:tcPr>
+          <w:p>
+            <w:pPr>
+              <w:pStyle w:val="TableContents"/>
+              <w:bidi w:val="0"/>
+              <w:spacing w:before="0" w:after="283"/>
+              <w:jc w:val="left"/>
+              <w:rPr/>
+            </w:pPr>
+            <w:r>
+              <w:rPr/>
+              <w:t>Reviewed by</w:t>
+            </w:r>
+          </w:p>
+        </w:tc>
+        <w:tc>
+          <w:tcPr>
+            <w:tcW w:w="8732" w:type="dxa"/>
+            <w:tcBorders>
+              <w:left w:val="single" w:sz="2" w:space="0" w:color="BFC7D5"/>
+              <w:bottom w:val="single" w:sz="2" w:space="0" w:color="BFC7D5"/>
+              <w:right w:val="single" w:sz="6" w:space="0" w:color="BFC7D5"/>
+            </w:tcBorders>
+            <w:vAlign w:val="center"/>
+          </w:tcPr>
+          <w:p>
+            <w:pPr>
+              <w:pStyle w:val="TableContents"/>
+              <w:bidi w:val="0"/>
+              <w:spacing w:before="0" w:after="283"/>
+              <w:jc w:val="left"/>
+              <w:rPr/>
+            </w:pPr>
+            <w:r>
+              <w:rPr/>
+              <w:t>Alexander Peter (EchoMind Project Lead) — 2026-10-07</w:t>
+            </w:r>
+          </w:p>
+        </w:tc>
+      </w:tr>
+      <w:tr>
+        <w:trPr/>
+        <w:tc>
+          <w:tcPr>
+            <w:tcW w:w="2606" w:type="dxa"/>
+            <w:tcBorders>
+              <w:left w:val="single" w:sz="6" w:space="0" w:color="BFC7D5"/>
+              <w:bottom w:val="single" w:sz="2" w:space="0" w:color="BFC7D5"/>
+              <w:right w:val="single" w:sz="6" w:space="0" w:color="BFC7D5"/>
+            </w:tcBorders>
+            <w:vAlign w:val="center"/>
+          </w:tcPr>
+          <w:p>
+            <w:pPr>
+              <w:pStyle w:val="TableContents"/>
+              <w:bidi w:val="0"/>
+              <w:spacing w:before="0" w:after="283"/>
+              <w:jc w:val="left"/>
+              <w:rPr/>
+            </w:pPr>
+            <w:r>
+              <w:rPr/>
+              <w:t>Quality assurance</w:t>
+            </w:r>
+          </w:p>
+        </w:tc>
+        <w:tc>
+          <w:tcPr>
+            <w:tcW w:w="8732" w:type="dxa"/>
+            <w:tcBorders>
+              <w:left w:val="single" w:sz="2" w:space="0" w:color="BFC7D5"/>
+              <w:bottom w:val="single" w:sz="2" w:space="0" w:color="BFC7D5"/>
+              <w:right w:val="single" w:sz="6" w:space="0" w:color="BFC7D5"/>
+            </w:tcBorders>
+            <w:vAlign w:val="center"/>
+          </w:tcPr>
+          <w:p>
+            <w:pPr>
+              <w:pStyle w:val="TableContents"/>
+              <w:bidi w:val="0"/>
+              <w:spacing w:before="0" w:after="283"/>
+              <w:jc w:val="left"/>
+              <w:rPr/>
+            </w:pPr>
+            <w:r>
+              <w:rPr/>
+              <w:t>Sheryl Nazareth (QA / MR) — 2026-10-07</w:t>
+            </w:r>
+          </w:p>
+        </w:tc>
+      </w:tr>
+      <w:tr>
+        <w:trPr/>
+        <w:tc>
+          <w:tcPr>
+            <w:tcW w:w="2606" w:type="dxa"/>
+            <w:tcBorders>
+              <w:left w:val="single" w:sz="6" w:space="0" w:color="BFC7D5"/>
+              <w:bottom w:val="single" w:sz="2" w:space="0" w:color="BFC7D5"/>
+              <w:right w:val="single" w:sz="6" w:space="0" w:color="BFC7D5"/>
+            </w:tcBorders>
+            <w:vAlign w:val="center"/>
+          </w:tcPr>
+          <w:p>
+            <w:pPr>
+              <w:pStyle w:val="TableContents"/>
+              <w:bidi w:val="0"/>
+              <w:spacing w:before="0" w:after="283"/>
+              <w:jc w:val="left"/>
+              <w:rPr/>
+            </w:pPr>
+            <w:r>
+              <w:rPr/>
+              <w:t>Approved by</w:t>
+            </w:r>
+          </w:p>
+        </w:tc>
+        <w:tc>
+          <w:tcPr>
+            <w:tcW w:w="8732" w:type="dxa"/>
+            <w:tcBorders>
+              <w:left w:val="single" w:sz="2" w:space="0" w:color="BFC7D5"/>
+              <w:bottom w:val="single" w:sz="2" w:space="0" w:color="BFC7D5"/>
+              <w:right w:val="single" w:sz="6" w:space="0" w:color="BFC7D5"/>
+            </w:tcBorders>
+            <w:vAlign w:val="center"/>
+          </w:tcPr>
+          <w:p>
+            <w:pPr>
+              <w:pStyle w:val="TableContents"/>
+              <w:bidi w:val="0"/>
+              <w:spacing w:before="0" w:after="283"/>
+              <w:jc w:val="left"/>
+              <w:rPr/>
+            </w:pPr>
+            <w:r>
+              <w:rPr/>
+              <w:t>Anita Johan (Managing Director)</w:t>
+            </w:r>
+          </w:p>
+        </w:tc>
+      </w:tr>
+      <w:tr>
+        <w:trPr/>
+        <w:tc>
+          <w:tcPr>
+            <w:tcW w:w="2606" w:type="dxa"/>
+            <w:tcBorders>
+              <w:left w:val="single" w:sz="6" w:space="0" w:color="BFC7D5"/>
+              <w:bottom w:val="single" w:sz="2" w:space="0" w:color="BFC7D5"/>
+              <w:right w:val="single" w:sz="6" w:space="0" w:color="BFC7D5"/>
+            </w:tcBorders>
+            <w:vAlign w:val="center"/>
+          </w:tcPr>
+          <w:p>
+            <w:pPr>
+              <w:pStyle w:val="TableContents"/>
+              <w:bidi w:val="0"/>
+              <w:spacing w:before="0" w:after="283"/>
+              <w:jc w:val="left"/>
+              <w:rPr/>
+            </w:pPr>
+            <w:r>
+              <w:rPr/>
+              <w:t>Approval date</w:t>
+            </w:r>
+          </w:p>
+        </w:tc>
+        <w:tc>
+          <w:tcPr>
+            <w:tcW w:w="8732" w:type="dxa"/>
+            <w:tcBorders>
+              <w:left w:val="single" w:sz="2" w:space="0" w:color="BFC7D5"/>
+              <w:bottom w:val="single" w:sz="2" w:space="0" w:color="BFC7D5"/>
+              <w:right w:val="single" w:sz="6" w:space="0" w:color="BFC7D5"/>
+            </w:tcBorders>
+            <w:vAlign w:val="center"/>
+          </w:tcPr>
+          <w:p>
+            <w:pPr>
+              <w:pStyle w:val="TableContents"/>
+              <w:bidi w:val="0"/>
+              <w:spacing w:before="0" w:after="283"/>
+              <w:jc w:val="left"/>
+              <w:rPr/>
+            </w:pPr>
+            <w:r>
+              <w:rPr/>
+              <w:t>2026-10-07</w:t>
+            </w:r>
+          </w:p>
+        </w:tc>
+      </w:tr>
+      <w:tr>
+        <w:trPr/>
+        <w:tc>
+          <w:tcPr>
+            <w:tcW w:w="2606" w:type="dxa"/>
+            <w:tcBorders>
+              <w:left w:val="single" w:sz="6" w:space="0" w:color="BFC7D5"/>
+              <w:bottom w:val="single" w:sz="6" w:space="0" w:color="BFC7D5"/>
+              <w:right w:val="single" w:sz="6" w:space="0" w:color="BFC7D5"/>
+            </w:tcBorders>
+            <w:vAlign w:val="center"/>
+          </w:tcPr>
+          <w:p>
+            <w:pPr>
+              <w:pStyle w:val="TableContents"/>
+              <w:bidi w:val="0"/>
+              <w:spacing w:before="0" w:after="283"/>
+              <w:jc w:val="left"/>
+              <w:rPr/>
+            </w:pPr>
+            <w:r>
+              <w:rPr/>
+              <w:t>Approval record</w:t>
+            </w:r>
+          </w:p>
+        </w:tc>
+        <w:tc>
+          <w:tcPr>
+            <w:tcW w:w="8732" w:type="dxa"/>
+            <w:tcBorders>
+              <w:left w:val="single" w:sz="2" w:space="0" w:color="BFC7D5"/>
+              <w:bottom w:val="single" w:sz="6" w:space="0" w:color="BFC7D5"/>
+              <w:right w:val="single" w:sz="6" w:space="0" w:color="BFC7D5"/>
+            </w:tcBorders>
+            <w:vAlign w:val="center"/>
+          </w:tcPr>
+          <w:p>
+            <w:pPr>
+              <w:pStyle w:val="TableContents"/>
+              <w:bidi w:val="0"/>
+              <w:spacing w:before="0" w:after="283"/>
+              <w:jc w:val="left"/>
+              <w:rPr/>
+            </w:pPr>
+            <w:r>
+              <w:rPr>
+                <w:rStyle w:val="SourceText"/>
+              </w:rPr>
+              <w:t>records/approvals/2026-10-07_AR-2026-001_document_approval.md</w:t>
             </w:r>
           </w:p>
         </w:tc>
@@ -358,20 +722,20 @@
     </w:p>
     <w:tbl>
       <w:tblPr>
-        <w:tblW w:w="6362" w:type="dxa"/>
+        <w:tblW w:w="5000" w:type="pct"/>
         <w:jc w:val="left"/>
-        <w:tblInd w:w="0" w:type="dxa"/>
+        <w:tblInd w:w="-7" w:type="dxa"/>
         <w:tblLayout w:type="fixed"/>
         <w:tblCellMar>
-          <w:top w:w="28" w:type="dxa"/>
-          <w:left w:w="28" w:type="dxa"/>
-          <w:bottom w:w="28" w:type="dxa"/>
-          <w:right w:w="28" w:type="dxa"/>
+          <w:top w:w="60" w:type="dxa"/>
+          <w:left w:w="60" w:type="dxa"/>
+          <w:bottom w:w="60" w:type="dxa"/>
+          <w:right w:w="60" w:type="dxa"/>
         </w:tblCellMar>
       </w:tblPr>
       <w:tblGrid>
-        <w:gridCol w:w="2011"/>
-        <w:gridCol w:w="4351"/>
+        <w:gridCol w:w="3622"/>
+        <w:gridCol w:w="7716"/>
       </w:tblGrid>
       <w:tr>
         <w:trPr>
@@ -379,44 +743,60 @@
         </w:trPr>
         <w:tc>
           <w:tcPr>
-            <w:tcW w:w="2011" w:type="dxa"/>
-            <w:tcBorders/>
+            <w:tcW w:w="3622" w:type="dxa"/>
+            <w:tcBorders>
+              <w:top w:val="single" w:sz="6" w:space="0" w:color="BFC7D5"/>
+              <w:left w:val="single" w:sz="6" w:space="0" w:color="BFC7D5"/>
+              <w:bottom w:val="single" w:sz="2" w:space="0" w:color="BFC7D5"/>
+              <w:right w:val="single" w:sz="6" w:space="0" w:color="BFC7D5"/>
+            </w:tcBorders>
+            <w:shd w:fill="1F3A5F" w:val="clear"/>
             <w:vAlign w:val="center"/>
           </w:tcPr>
           <w:p>
             <w:pPr>
               <w:pStyle w:val="TableHeading"/>
-              <w:suppressLineNumbers/>
-              <w:shd w:fill="1F3A5F" w:val="clear"/>
-              <w:bidi w:val="0"/>
-              <w:spacing w:before="0" w:after="283"/>
-              <w:jc w:val="center"/>
-              <w:rPr/>
-            </w:pPr>
-            <w:r>
-              <w:rPr/>
+              <w:bidi w:val="0"/>
+              <w:spacing w:before="0" w:after="283"/>
+              <w:jc w:val="left"/>
+              <w:rPr>
+                <w:color w:val="FFFFFF"/>
+              </w:rPr>
+            </w:pPr>
+            <w:r>
+              <w:rPr>
+                <w:color w:val="FFFFFF"/>
+              </w:rPr>
               <w:t>Field</w:t>
             </w:r>
           </w:p>
         </w:tc>
         <w:tc>
           <w:tcPr>
-            <w:tcW w:w="4351" w:type="dxa"/>
-            <w:tcBorders/>
+            <w:tcW w:w="7716" w:type="dxa"/>
+            <w:tcBorders>
+              <w:top w:val="single" w:sz="6" w:space="0" w:color="BFC7D5"/>
+              <w:left w:val="single" w:sz="2" w:space="0" w:color="BFC7D5"/>
+              <w:bottom w:val="single" w:sz="2" w:space="0" w:color="BFC7D5"/>
+              <w:right w:val="single" w:sz="6" w:space="0" w:color="BFC7D5"/>
+            </w:tcBorders>
+            <w:shd w:fill="1F3A5F" w:val="clear"/>
             <w:vAlign w:val="center"/>
           </w:tcPr>
           <w:p>
             <w:pPr>
               <w:pStyle w:val="TableHeading"/>
-              <w:suppressLineNumbers/>
-              <w:shd w:fill="1F3A5F" w:val="clear"/>
-              <w:bidi w:val="0"/>
-              <w:spacing w:before="0" w:after="283"/>
-              <w:jc w:val="center"/>
-              <w:rPr/>
-            </w:pPr>
-            <w:r>
-              <w:rPr/>
+              <w:bidi w:val="0"/>
+              <w:spacing w:before="0" w:after="283"/>
+              <w:jc w:val="left"/>
+              <w:rPr>
+                <w:color w:val="FFFFFF"/>
+              </w:rPr>
+            </w:pPr>
+            <w:r>
+              <w:rPr>
+                <w:color w:val="FFFFFF"/>
+              </w:rPr>
               <w:t>Entry</w:t>
             </w:r>
           </w:p>
@@ -426,8 +806,12 @@
         <w:trPr/>
         <w:tc>
           <w:tcPr>
-            <w:tcW w:w="2011" w:type="dxa"/>
-            <w:tcBorders/>
+            <w:tcW w:w="3622" w:type="dxa"/>
+            <w:tcBorders>
+              <w:left w:val="single" w:sz="6" w:space="0" w:color="BFC7D5"/>
+              <w:bottom w:val="single" w:sz="2" w:space="0" w:color="BFC7D5"/>
+              <w:right w:val="single" w:sz="6" w:space="0" w:color="BFC7D5"/>
+            </w:tcBorders>
             <w:vAlign w:val="center"/>
           </w:tcPr>
           <w:p>
@@ -446,8 +830,12 @@
         </w:tc>
         <w:tc>
           <w:tcPr>
-            <w:tcW w:w="4351" w:type="dxa"/>
-            <w:tcBorders/>
+            <w:tcW w:w="7716" w:type="dxa"/>
+            <w:tcBorders>
+              <w:left w:val="single" w:sz="2" w:space="0" w:color="BFC7D5"/>
+              <w:bottom w:val="single" w:sz="2" w:space="0" w:color="BFC7D5"/>
+              <w:right w:val="single" w:sz="6" w:space="0" w:color="BFC7D5"/>
+            </w:tcBorders>
             <w:vAlign w:val="center"/>
           </w:tcPr>
           <w:p>
@@ -471,8 +859,12 @@
         <w:trPr/>
         <w:tc>
           <w:tcPr>
-            <w:tcW w:w="2011" w:type="dxa"/>
-            <w:tcBorders/>
+            <w:tcW w:w="3622" w:type="dxa"/>
+            <w:tcBorders>
+              <w:left w:val="single" w:sz="6" w:space="0" w:color="BFC7D5"/>
+              <w:bottom w:val="single" w:sz="2" w:space="0" w:color="BFC7D5"/>
+              <w:right w:val="single" w:sz="6" w:space="0" w:color="BFC7D5"/>
+            </w:tcBorders>
             <w:vAlign w:val="center"/>
           </w:tcPr>
           <w:p>
@@ -491,8 +883,12 @@
         </w:tc>
         <w:tc>
           <w:tcPr>
-            <w:tcW w:w="4351" w:type="dxa"/>
-            <w:tcBorders/>
+            <w:tcW w:w="7716" w:type="dxa"/>
+            <w:tcBorders>
+              <w:left w:val="single" w:sz="2" w:space="0" w:color="BFC7D5"/>
+              <w:bottom w:val="single" w:sz="2" w:space="0" w:color="BFC7D5"/>
+              <w:right w:val="single" w:sz="6" w:space="0" w:color="BFC7D5"/>
+            </w:tcBorders>
             <w:vAlign w:val="center"/>
           </w:tcPr>
           <w:p>
@@ -516,8 +912,12 @@
         <w:trPr/>
         <w:tc>
           <w:tcPr>
-            <w:tcW w:w="2011" w:type="dxa"/>
-            <w:tcBorders/>
+            <w:tcW w:w="3622" w:type="dxa"/>
+            <w:tcBorders>
+              <w:left w:val="single" w:sz="6" w:space="0" w:color="BFC7D5"/>
+              <w:bottom w:val="single" w:sz="2" w:space="0" w:color="BFC7D5"/>
+              <w:right w:val="single" w:sz="6" w:space="0" w:color="BFC7D5"/>
+            </w:tcBorders>
             <w:vAlign w:val="center"/>
           </w:tcPr>
           <w:p>
@@ -536,8 +936,12 @@
         </w:tc>
         <w:tc>
           <w:tcPr>
-            <w:tcW w:w="4351" w:type="dxa"/>
-            <w:tcBorders/>
+            <w:tcW w:w="7716" w:type="dxa"/>
+            <w:tcBorders>
+              <w:left w:val="single" w:sz="2" w:space="0" w:color="BFC7D5"/>
+              <w:bottom w:val="single" w:sz="2" w:space="0" w:color="BFC7D5"/>
+              <w:right w:val="single" w:sz="6" w:space="0" w:color="BFC7D5"/>
+            </w:tcBorders>
             <w:vAlign w:val="center"/>
           </w:tcPr>
           <w:p>
@@ -561,8 +965,12 @@
         <w:trPr/>
         <w:tc>
           <w:tcPr>
-            <w:tcW w:w="2011" w:type="dxa"/>
-            <w:tcBorders/>
+            <w:tcW w:w="3622" w:type="dxa"/>
+            <w:tcBorders>
+              <w:left w:val="single" w:sz="6" w:space="0" w:color="BFC7D5"/>
+              <w:bottom w:val="single" w:sz="2" w:space="0" w:color="BFC7D5"/>
+              <w:right w:val="single" w:sz="6" w:space="0" w:color="BFC7D5"/>
+            </w:tcBorders>
             <w:vAlign w:val="center"/>
           </w:tcPr>
           <w:p>
@@ -581,8 +989,12 @@
         </w:tc>
         <w:tc>
           <w:tcPr>
-            <w:tcW w:w="4351" w:type="dxa"/>
-            <w:tcBorders/>
+            <w:tcW w:w="7716" w:type="dxa"/>
+            <w:tcBorders>
+              <w:left w:val="single" w:sz="2" w:space="0" w:color="BFC7D5"/>
+              <w:bottom w:val="single" w:sz="2" w:space="0" w:color="BFC7D5"/>
+              <w:right w:val="single" w:sz="6" w:space="0" w:color="BFC7D5"/>
+            </w:tcBorders>
             <w:vAlign w:val="center"/>
           </w:tcPr>
           <w:p>
@@ -606,8 +1018,12 @@
         <w:trPr/>
         <w:tc>
           <w:tcPr>
-            <w:tcW w:w="2011" w:type="dxa"/>
-            <w:tcBorders/>
+            <w:tcW w:w="3622" w:type="dxa"/>
+            <w:tcBorders>
+              <w:left w:val="single" w:sz="6" w:space="0" w:color="BFC7D5"/>
+              <w:bottom w:val="single" w:sz="2" w:space="0" w:color="BFC7D5"/>
+              <w:right w:val="single" w:sz="6" w:space="0" w:color="BFC7D5"/>
+            </w:tcBorders>
             <w:vAlign w:val="center"/>
           </w:tcPr>
           <w:p>
@@ -626,8 +1042,12 @@
         </w:tc>
         <w:tc>
           <w:tcPr>
-            <w:tcW w:w="4351" w:type="dxa"/>
-            <w:tcBorders/>
+            <w:tcW w:w="7716" w:type="dxa"/>
+            <w:tcBorders>
+              <w:left w:val="single" w:sz="2" w:space="0" w:color="BFC7D5"/>
+              <w:bottom w:val="single" w:sz="2" w:space="0" w:color="BFC7D5"/>
+              <w:right w:val="single" w:sz="6" w:space="0" w:color="BFC7D5"/>
+            </w:tcBorders>
             <w:vAlign w:val="center"/>
           </w:tcPr>
           <w:p>
@@ -651,8 +1071,12 @@
         <w:trPr/>
         <w:tc>
           <w:tcPr>
-            <w:tcW w:w="2011" w:type="dxa"/>
-            <w:tcBorders/>
+            <w:tcW w:w="3622" w:type="dxa"/>
+            <w:tcBorders>
+              <w:left w:val="single" w:sz="6" w:space="0" w:color="BFC7D5"/>
+              <w:bottom w:val="single" w:sz="6" w:space="0" w:color="BFC7D5"/>
+              <w:right w:val="single" w:sz="6" w:space="0" w:color="BFC7D5"/>
+            </w:tcBorders>
             <w:vAlign w:val="center"/>
           </w:tcPr>
           <w:p>
@@ -671,8 +1095,12 @@
         </w:tc>
         <w:tc>
           <w:tcPr>
-            <w:tcW w:w="4351" w:type="dxa"/>
-            <w:tcBorders/>
+            <w:tcW w:w="7716" w:type="dxa"/>
+            <w:tcBorders>
+              <w:left w:val="single" w:sz="2" w:space="0" w:color="BFC7D5"/>
+              <w:bottom w:val="single" w:sz="6" w:space="0" w:color="BFC7D5"/>
+              <w:right w:val="single" w:sz="6" w:space="0" w:color="BFC7D5"/>
+            </w:tcBorders>
             <w:vAlign w:val="center"/>
           </w:tcPr>
           <w:p>
@@ -707,23 +1135,23 @@
     </w:p>
     <w:tbl>
       <w:tblPr>
-        <w:tblW w:w="11339" w:type="dxa"/>
+        <w:tblW w:w="5000" w:type="pct"/>
         <w:jc w:val="left"/>
-        <w:tblInd w:w="0" w:type="dxa"/>
+        <w:tblInd w:w="-7" w:type="dxa"/>
         <w:tblLayout w:type="fixed"/>
         <w:tblCellMar>
-          <w:top w:w="28" w:type="dxa"/>
-          <w:left w:w="28" w:type="dxa"/>
-          <w:bottom w:w="28" w:type="dxa"/>
-          <w:right w:w="28" w:type="dxa"/>
+          <w:top w:w="60" w:type="dxa"/>
+          <w:left w:w="60" w:type="dxa"/>
+          <w:bottom w:w="60" w:type="dxa"/>
+          <w:right w:w="60" w:type="dxa"/>
         </w:tblCellMar>
       </w:tblPr>
       <w:tblGrid>
-        <w:gridCol w:w="211"/>
-        <w:gridCol w:w="2490"/>
-        <w:gridCol w:w="2059"/>
-        <w:gridCol w:w="4745"/>
-        <w:gridCol w:w="1834"/>
+        <w:gridCol w:w="244"/>
+        <w:gridCol w:w="2497"/>
+        <w:gridCol w:w="2064"/>
+        <w:gridCol w:w="4711"/>
+        <w:gridCol w:w="1823"/>
       </w:tblGrid>
       <w:tr>
         <w:trPr>
@@ -731,110 +1159,150 @@
         </w:trPr>
         <w:tc>
           <w:tcPr>
-            <w:tcW w:w="211" w:type="dxa"/>
-            <w:tcBorders/>
+            <w:tcW w:w="244" w:type="dxa"/>
+            <w:tcBorders>
+              <w:top w:val="single" w:sz="6" w:space="0" w:color="BFC7D5"/>
+              <w:left w:val="single" w:sz="6" w:space="0" w:color="BFC7D5"/>
+              <w:bottom w:val="single" w:sz="2" w:space="0" w:color="BFC7D5"/>
+              <w:right w:val="single" w:sz="6" w:space="0" w:color="BFC7D5"/>
+            </w:tcBorders>
+            <w:shd w:fill="1F3A5F" w:val="clear"/>
             <w:vAlign w:val="center"/>
           </w:tcPr>
           <w:p>
             <w:pPr>
               <w:pStyle w:val="TableHeading"/>
-              <w:suppressLineNumbers/>
-              <w:shd w:fill="1F3A5F" w:val="clear"/>
-              <w:bidi w:val="0"/>
-              <w:spacing w:before="0" w:after="283"/>
-              <w:jc w:val="center"/>
-              <w:rPr/>
-            </w:pPr>
-            <w:r>
-              <w:rPr/>
+              <w:bidi w:val="0"/>
+              <w:spacing w:before="0" w:after="283"/>
+              <w:jc w:val="left"/>
+              <w:rPr>
+                <w:color w:val="FFFFFF"/>
+              </w:rPr>
+            </w:pPr>
+            <w:r>
+              <w:rPr>
+                <w:color w:val="FFFFFF"/>
+              </w:rPr>
               <w:t>#</w:t>
             </w:r>
           </w:p>
         </w:tc>
         <w:tc>
           <w:tcPr>
-            <w:tcW w:w="2490" w:type="dxa"/>
-            <w:tcBorders/>
+            <w:tcW w:w="2497" w:type="dxa"/>
+            <w:tcBorders>
+              <w:top w:val="single" w:sz="6" w:space="0" w:color="BFC7D5"/>
+              <w:left w:val="single" w:sz="2" w:space="0" w:color="BFC7D5"/>
+              <w:bottom w:val="single" w:sz="2" w:space="0" w:color="BFC7D5"/>
+              <w:right w:val="single" w:sz="6" w:space="0" w:color="BFC7D5"/>
+            </w:tcBorders>
+            <w:shd w:fill="1F3A5F" w:val="clear"/>
             <w:vAlign w:val="center"/>
           </w:tcPr>
           <w:p>
             <w:pPr>
               <w:pStyle w:val="TableHeading"/>
-              <w:suppressLineNumbers/>
-              <w:shd w:fill="1F3A5F" w:val="clear"/>
-              <w:bidi w:val="0"/>
-              <w:spacing w:before="0" w:after="283"/>
-              <w:jc w:val="center"/>
-              <w:rPr/>
-            </w:pPr>
-            <w:r>
-              <w:rPr/>
+              <w:bidi w:val="0"/>
+              <w:spacing w:before="0" w:after="283"/>
+              <w:jc w:val="left"/>
+              <w:rPr>
+                <w:color w:val="FFFFFF"/>
+              </w:rPr>
+            </w:pPr>
+            <w:r>
+              <w:rPr>
+                <w:color w:val="FFFFFF"/>
+              </w:rPr>
               <w:t>Required competence</w:t>
             </w:r>
           </w:p>
         </w:tc>
         <w:tc>
           <w:tcPr>
-            <w:tcW w:w="2059" w:type="dxa"/>
-            <w:tcBorders/>
+            <w:tcW w:w="2064" w:type="dxa"/>
+            <w:tcBorders>
+              <w:top w:val="single" w:sz="6" w:space="0" w:color="BFC7D5"/>
+              <w:left w:val="single" w:sz="2" w:space="0" w:color="BFC7D5"/>
+              <w:bottom w:val="single" w:sz="2" w:space="0" w:color="BFC7D5"/>
+              <w:right w:val="single" w:sz="6" w:space="0" w:color="BFC7D5"/>
+            </w:tcBorders>
+            <w:shd w:fill="1F3A5F" w:val="clear"/>
             <w:vAlign w:val="center"/>
           </w:tcPr>
           <w:p>
             <w:pPr>
               <w:pStyle w:val="TableHeading"/>
-              <w:suppressLineNumbers/>
-              <w:shd w:fill="1F3A5F" w:val="clear"/>
-              <w:bidi w:val="0"/>
-              <w:spacing w:before="0" w:after="283"/>
-              <w:jc w:val="center"/>
-              <w:rPr/>
-            </w:pPr>
-            <w:r>
-              <w:rPr/>
+              <w:bidi w:val="0"/>
+              <w:spacing w:before="0" w:after="283"/>
+              <w:jc w:val="left"/>
+              <w:rPr>
+                <w:color w:val="FFFFFF"/>
+              </w:rPr>
+            </w:pPr>
+            <w:r>
+              <w:rPr>
+                <w:color w:val="FFFFFF"/>
+              </w:rPr>
               <w:t>Why the role needs it</w:t>
             </w:r>
           </w:p>
         </w:tc>
         <w:tc>
           <w:tcPr>
-            <w:tcW w:w="4745" w:type="dxa"/>
-            <w:tcBorders/>
+            <w:tcW w:w="4711" w:type="dxa"/>
+            <w:tcBorders>
+              <w:top w:val="single" w:sz="6" w:space="0" w:color="BFC7D5"/>
+              <w:left w:val="single" w:sz="2" w:space="0" w:color="BFC7D5"/>
+              <w:bottom w:val="single" w:sz="2" w:space="0" w:color="BFC7D5"/>
+              <w:right w:val="single" w:sz="6" w:space="0" w:color="BFC7D5"/>
+            </w:tcBorders>
+            <w:shd w:fill="1F3A5F" w:val="clear"/>
             <w:vAlign w:val="center"/>
           </w:tcPr>
           <w:p>
             <w:pPr>
               <w:pStyle w:val="TableHeading"/>
-              <w:suppressLineNumbers/>
-              <w:shd w:fill="1F3A5F" w:val="clear"/>
-              <w:bidi w:val="0"/>
-              <w:spacing w:before="0" w:after="283"/>
-              <w:jc w:val="center"/>
-              <w:rPr/>
-            </w:pPr>
-            <w:r>
-              <w:rPr/>
+              <w:bidi w:val="0"/>
+              <w:spacing w:before="0" w:after="283"/>
+              <w:jc w:val="left"/>
+              <w:rPr>
+                <w:color w:val="FFFFFF"/>
+              </w:rPr>
+            </w:pPr>
+            <w:r>
+              <w:rPr>
+                <w:color w:val="FFFFFF"/>
+              </w:rPr>
               <w:t>Evidence held (qualification / training / demonstrated work)</w:t>
             </w:r>
           </w:p>
         </w:tc>
         <w:tc>
           <w:tcPr>
-            <w:tcW w:w="1834" w:type="dxa"/>
-            <w:tcBorders/>
+            <w:tcW w:w="1823" w:type="dxa"/>
+            <w:tcBorders>
+              <w:top w:val="single" w:sz="6" w:space="0" w:color="BFC7D5"/>
+              <w:left w:val="single" w:sz="2" w:space="0" w:color="BFC7D5"/>
+              <w:bottom w:val="single" w:sz="2" w:space="0" w:color="BFC7D5"/>
+              <w:right w:val="single" w:sz="6" w:space="0" w:color="BFC7D5"/>
+            </w:tcBorders>
+            <w:shd w:fill="1F3A5F" w:val="clear"/>
             <w:vAlign w:val="center"/>
           </w:tcPr>
           <w:p>
             <w:pPr>
               <w:pStyle w:val="TableHeading"/>
-              <w:suppressLineNumbers/>
-              <w:shd w:fill="1F3A5F" w:val="clear"/>
-              <w:bidi w:val="0"/>
-              <w:spacing w:before="0" w:after="283"/>
-              <w:jc w:val="center"/>
-              <w:rPr/>
-            </w:pPr>
-            <w:r>
-              <w:rPr/>
+              <w:bidi w:val="0"/>
+              <w:spacing w:before="0" w:after="283"/>
+              <w:jc w:val="left"/>
+              <w:rPr>
+                <w:color w:val="FFFFFF"/>
+              </w:rPr>
+            </w:pPr>
+            <w:r>
+              <w:rPr>
+                <w:color w:val="FFFFFF"/>
+              </w:rPr>
               <w:t>Adequate?</w:t>
             </w:r>
           </w:p>
@@ -844,8 +1312,12 @@
         <w:trPr/>
         <w:tc>
           <w:tcPr>
-            <w:tcW w:w="211" w:type="dxa"/>
-            <w:tcBorders/>
+            <w:tcW w:w="244" w:type="dxa"/>
+            <w:tcBorders>
+              <w:left w:val="single" w:sz="6" w:space="0" w:color="BFC7D5"/>
+              <w:bottom w:val="single" w:sz="2" w:space="0" w:color="BFC7D5"/>
+              <w:right w:val="single" w:sz="6" w:space="0" w:color="BFC7D5"/>
+            </w:tcBorders>
             <w:vAlign w:val="center"/>
           </w:tcPr>
           <w:p>
@@ -864,8 +1336,12 @@
         </w:tc>
         <w:tc>
           <w:tcPr>
-            <w:tcW w:w="2490" w:type="dxa"/>
-            <w:tcBorders/>
+            <w:tcW w:w="2497" w:type="dxa"/>
+            <w:tcBorders>
+              <w:left w:val="single" w:sz="2" w:space="0" w:color="BFC7D5"/>
+              <w:bottom w:val="single" w:sz="2" w:space="0" w:color="BFC7D5"/>
+              <w:right w:val="single" w:sz="6" w:space="0" w:color="BFC7D5"/>
+            </w:tcBorders>
             <w:vAlign w:val="center"/>
           </w:tcPr>
           <w:p>
@@ -886,8 +1362,12 @@
         </w:tc>
         <w:tc>
           <w:tcPr>
-            <w:tcW w:w="2059" w:type="dxa"/>
-            <w:tcBorders/>
+            <w:tcW w:w="2064" w:type="dxa"/>
+            <w:tcBorders>
+              <w:left w:val="single" w:sz="2" w:space="0" w:color="BFC7D5"/>
+              <w:bottom w:val="single" w:sz="2" w:space="0" w:color="BFC7D5"/>
+              <w:right w:val="single" w:sz="6" w:space="0" w:color="BFC7D5"/>
+            </w:tcBorders>
             <w:vAlign w:val="center"/>
           </w:tcPr>
           <w:p>
@@ -908,8 +1388,12 @@
         </w:tc>
         <w:tc>
           <w:tcPr>
-            <w:tcW w:w="4745" w:type="dxa"/>
-            <w:tcBorders/>
+            <w:tcW w:w="4711" w:type="dxa"/>
+            <w:tcBorders>
+              <w:left w:val="single" w:sz="2" w:space="0" w:color="BFC7D5"/>
+              <w:bottom w:val="single" w:sz="2" w:space="0" w:color="BFC7D5"/>
+              <w:right w:val="single" w:sz="6" w:space="0" w:color="BFC7D5"/>
+            </w:tcBorders>
             <w:vAlign w:val="center"/>
           </w:tcPr>
           <w:p>
@@ -930,8 +1414,12 @@
         </w:tc>
         <w:tc>
           <w:tcPr>
-            <w:tcW w:w="1834" w:type="dxa"/>
-            <w:tcBorders/>
+            <w:tcW w:w="1823" w:type="dxa"/>
+            <w:tcBorders>
+              <w:left w:val="single" w:sz="2" w:space="0" w:color="BFC7D5"/>
+              <w:bottom w:val="single" w:sz="2" w:space="0" w:color="BFC7D5"/>
+              <w:right w:val="single" w:sz="6" w:space="0" w:color="BFC7D5"/>
+            </w:tcBorders>
             <w:vAlign w:val="center"/>
           </w:tcPr>
           <w:p>
@@ -957,8 +1445,12 @@
         <w:trPr/>
         <w:tc>
           <w:tcPr>
-            <w:tcW w:w="211" w:type="dxa"/>
-            <w:tcBorders/>
+            <w:tcW w:w="244" w:type="dxa"/>
+            <w:tcBorders>
+              <w:left w:val="single" w:sz="6" w:space="0" w:color="BFC7D5"/>
+              <w:bottom w:val="single" w:sz="2" w:space="0" w:color="BFC7D5"/>
+              <w:right w:val="single" w:sz="6" w:space="0" w:color="BFC7D5"/>
+            </w:tcBorders>
             <w:vAlign w:val="center"/>
           </w:tcPr>
           <w:p>
@@ -977,8 +1469,12 @@
         </w:tc>
         <w:tc>
           <w:tcPr>
-            <w:tcW w:w="2490" w:type="dxa"/>
-            <w:tcBorders/>
+            <w:tcW w:w="2497" w:type="dxa"/>
+            <w:tcBorders>
+              <w:left w:val="single" w:sz="2" w:space="0" w:color="BFC7D5"/>
+              <w:bottom w:val="single" w:sz="2" w:space="0" w:color="BFC7D5"/>
+              <w:right w:val="single" w:sz="6" w:space="0" w:color="BFC7D5"/>
+            </w:tcBorders>
             <w:vAlign w:val="center"/>
           </w:tcPr>
           <w:p>
@@ -999,8 +1495,12 @@
         </w:tc>
         <w:tc>
           <w:tcPr>
-            <w:tcW w:w="2059" w:type="dxa"/>
-            <w:tcBorders/>
+            <w:tcW w:w="2064" w:type="dxa"/>
+            <w:tcBorders>
+              <w:left w:val="single" w:sz="2" w:space="0" w:color="BFC7D5"/>
+              <w:bottom w:val="single" w:sz="2" w:space="0" w:color="BFC7D5"/>
+              <w:right w:val="single" w:sz="6" w:space="0" w:color="BFC7D5"/>
+            </w:tcBorders>
             <w:vAlign w:val="center"/>
           </w:tcPr>
           <w:p>
@@ -1021,8 +1521,12 @@
         </w:tc>
         <w:tc>
           <w:tcPr>
-            <w:tcW w:w="4745" w:type="dxa"/>
-            <w:tcBorders/>
+            <w:tcW w:w="4711" w:type="dxa"/>
+            <w:tcBorders>
+              <w:left w:val="single" w:sz="2" w:space="0" w:color="BFC7D5"/>
+              <w:bottom w:val="single" w:sz="2" w:space="0" w:color="BFC7D5"/>
+              <w:right w:val="single" w:sz="6" w:space="0" w:color="BFC7D5"/>
+            </w:tcBorders>
             <w:vAlign w:val="center"/>
           </w:tcPr>
           <w:p>
@@ -1043,8 +1547,12 @@
         </w:tc>
         <w:tc>
           <w:tcPr>
-            <w:tcW w:w="1834" w:type="dxa"/>
-            <w:tcBorders/>
+            <w:tcW w:w="1823" w:type="dxa"/>
+            <w:tcBorders>
+              <w:left w:val="single" w:sz="2" w:space="0" w:color="BFC7D5"/>
+              <w:bottom w:val="single" w:sz="2" w:space="0" w:color="BFC7D5"/>
+              <w:right w:val="single" w:sz="6" w:space="0" w:color="BFC7D5"/>
+            </w:tcBorders>
             <w:vAlign w:val="center"/>
           </w:tcPr>
           <w:p>
@@ -1070,8 +1578,12 @@
         <w:trPr/>
         <w:tc>
           <w:tcPr>
-            <w:tcW w:w="211" w:type="dxa"/>
-            <w:tcBorders/>
+            <w:tcW w:w="244" w:type="dxa"/>
+            <w:tcBorders>
+              <w:left w:val="single" w:sz="6" w:space="0" w:color="BFC7D5"/>
+              <w:bottom w:val="single" w:sz="2" w:space="0" w:color="BFC7D5"/>
+              <w:right w:val="single" w:sz="6" w:space="0" w:color="BFC7D5"/>
+            </w:tcBorders>
             <w:vAlign w:val="center"/>
           </w:tcPr>
           <w:p>
@@ -1090,8 +1602,12 @@
         </w:tc>
         <w:tc>
           <w:tcPr>
-            <w:tcW w:w="2490" w:type="dxa"/>
-            <w:tcBorders/>
+            <w:tcW w:w="2497" w:type="dxa"/>
+            <w:tcBorders>
+              <w:left w:val="single" w:sz="2" w:space="0" w:color="BFC7D5"/>
+              <w:bottom w:val="single" w:sz="2" w:space="0" w:color="BFC7D5"/>
+              <w:right w:val="single" w:sz="6" w:space="0" w:color="BFC7D5"/>
+            </w:tcBorders>
             <w:vAlign w:val="center"/>
           </w:tcPr>
           <w:p>
@@ -1112,8 +1628,12 @@
         </w:tc>
         <w:tc>
           <w:tcPr>
-            <w:tcW w:w="2059" w:type="dxa"/>
-            <w:tcBorders/>
+            <w:tcW w:w="2064" w:type="dxa"/>
+            <w:tcBorders>
+              <w:left w:val="single" w:sz="2" w:space="0" w:color="BFC7D5"/>
+              <w:bottom w:val="single" w:sz="2" w:space="0" w:color="BFC7D5"/>
+              <w:right w:val="single" w:sz="6" w:space="0" w:color="BFC7D5"/>
+            </w:tcBorders>
             <w:vAlign w:val="center"/>
           </w:tcPr>
           <w:p>
@@ -1134,8 +1654,12 @@
         </w:tc>
         <w:tc>
           <w:tcPr>
-            <w:tcW w:w="4745" w:type="dxa"/>
-            <w:tcBorders/>
+            <w:tcW w:w="4711" w:type="dxa"/>
+            <w:tcBorders>
+              <w:left w:val="single" w:sz="2" w:space="0" w:color="BFC7D5"/>
+              <w:bottom w:val="single" w:sz="2" w:space="0" w:color="BFC7D5"/>
+              <w:right w:val="single" w:sz="6" w:space="0" w:color="BFC7D5"/>
+            </w:tcBorders>
             <w:vAlign w:val="center"/>
           </w:tcPr>
           <w:p>
@@ -1156,8 +1680,12 @@
         </w:tc>
         <w:tc>
           <w:tcPr>
-            <w:tcW w:w="1834" w:type="dxa"/>
-            <w:tcBorders/>
+            <w:tcW w:w="1823" w:type="dxa"/>
+            <w:tcBorders>
+              <w:left w:val="single" w:sz="2" w:space="0" w:color="BFC7D5"/>
+              <w:bottom w:val="single" w:sz="2" w:space="0" w:color="BFC7D5"/>
+              <w:right w:val="single" w:sz="6" w:space="0" w:color="BFC7D5"/>
+            </w:tcBorders>
             <w:vAlign w:val="center"/>
           </w:tcPr>
           <w:p>
@@ -1183,8 +1711,12 @@
         <w:trPr/>
         <w:tc>
           <w:tcPr>
-            <w:tcW w:w="211" w:type="dxa"/>
-            <w:tcBorders/>
+            <w:tcW w:w="244" w:type="dxa"/>
+            <w:tcBorders>
+              <w:left w:val="single" w:sz="6" w:space="0" w:color="BFC7D5"/>
+              <w:bottom w:val="single" w:sz="2" w:space="0" w:color="BFC7D5"/>
+              <w:right w:val="single" w:sz="6" w:space="0" w:color="BFC7D5"/>
+            </w:tcBorders>
             <w:vAlign w:val="center"/>
           </w:tcPr>
           <w:p>
@@ -1203,8 +1735,12 @@
         </w:tc>
         <w:tc>
           <w:tcPr>
-            <w:tcW w:w="2490" w:type="dxa"/>
-            <w:tcBorders/>
+            <w:tcW w:w="2497" w:type="dxa"/>
+            <w:tcBorders>
+              <w:left w:val="single" w:sz="2" w:space="0" w:color="BFC7D5"/>
+              <w:bottom w:val="single" w:sz="2" w:space="0" w:color="BFC7D5"/>
+              <w:right w:val="single" w:sz="6" w:space="0" w:color="BFC7D5"/>
+            </w:tcBorders>
             <w:vAlign w:val="center"/>
           </w:tcPr>
           <w:p>
@@ -1225,8 +1761,12 @@
         </w:tc>
         <w:tc>
           <w:tcPr>
-            <w:tcW w:w="2059" w:type="dxa"/>
-            <w:tcBorders/>
+            <w:tcW w:w="2064" w:type="dxa"/>
+            <w:tcBorders>
+              <w:left w:val="single" w:sz="2" w:space="0" w:color="BFC7D5"/>
+              <w:bottom w:val="single" w:sz="2" w:space="0" w:color="BFC7D5"/>
+              <w:right w:val="single" w:sz="6" w:space="0" w:color="BFC7D5"/>
+            </w:tcBorders>
             <w:vAlign w:val="center"/>
           </w:tcPr>
           <w:p>
@@ -1247,8 +1787,12 @@
         </w:tc>
         <w:tc>
           <w:tcPr>
-            <w:tcW w:w="4745" w:type="dxa"/>
-            <w:tcBorders/>
+            <w:tcW w:w="4711" w:type="dxa"/>
+            <w:tcBorders>
+              <w:left w:val="single" w:sz="2" w:space="0" w:color="BFC7D5"/>
+              <w:bottom w:val="single" w:sz="2" w:space="0" w:color="BFC7D5"/>
+              <w:right w:val="single" w:sz="6" w:space="0" w:color="BFC7D5"/>
+            </w:tcBorders>
             <w:vAlign w:val="center"/>
           </w:tcPr>
           <w:p>
@@ -1269,8 +1813,12 @@
         </w:tc>
         <w:tc>
           <w:tcPr>
-            <w:tcW w:w="1834" w:type="dxa"/>
-            <w:tcBorders/>
+            <w:tcW w:w="1823" w:type="dxa"/>
+            <w:tcBorders>
+              <w:left w:val="single" w:sz="2" w:space="0" w:color="BFC7D5"/>
+              <w:bottom w:val="single" w:sz="2" w:space="0" w:color="BFC7D5"/>
+              <w:right w:val="single" w:sz="6" w:space="0" w:color="BFC7D5"/>
+            </w:tcBorders>
             <w:vAlign w:val="center"/>
           </w:tcPr>
           <w:p>
@@ -1296,8 +1844,12 @@
         <w:trPr/>
         <w:tc>
           <w:tcPr>
-            <w:tcW w:w="211" w:type="dxa"/>
-            <w:tcBorders/>
+            <w:tcW w:w="244" w:type="dxa"/>
+            <w:tcBorders>
+              <w:left w:val="single" w:sz="6" w:space="0" w:color="BFC7D5"/>
+              <w:bottom w:val="single" w:sz="2" w:space="0" w:color="BFC7D5"/>
+              <w:right w:val="single" w:sz="6" w:space="0" w:color="BFC7D5"/>
+            </w:tcBorders>
             <w:vAlign w:val="center"/>
           </w:tcPr>
           <w:p>
@@ -1316,8 +1868,12 @@
         </w:tc>
         <w:tc>
           <w:tcPr>
-            <w:tcW w:w="2490" w:type="dxa"/>
-            <w:tcBorders/>
+            <w:tcW w:w="2497" w:type="dxa"/>
+            <w:tcBorders>
+              <w:left w:val="single" w:sz="2" w:space="0" w:color="BFC7D5"/>
+              <w:bottom w:val="single" w:sz="2" w:space="0" w:color="BFC7D5"/>
+              <w:right w:val="single" w:sz="6" w:space="0" w:color="BFC7D5"/>
+            </w:tcBorders>
             <w:vAlign w:val="center"/>
           </w:tcPr>
           <w:p>
@@ -1338,8 +1894,12 @@
         </w:tc>
         <w:tc>
           <w:tcPr>
-            <w:tcW w:w="2059" w:type="dxa"/>
-            <w:tcBorders/>
+            <w:tcW w:w="2064" w:type="dxa"/>
+            <w:tcBorders>
+              <w:left w:val="single" w:sz="2" w:space="0" w:color="BFC7D5"/>
+              <w:bottom w:val="single" w:sz="2" w:space="0" w:color="BFC7D5"/>
+              <w:right w:val="single" w:sz="6" w:space="0" w:color="BFC7D5"/>
+            </w:tcBorders>
             <w:vAlign w:val="center"/>
           </w:tcPr>
           <w:p>
@@ -1360,8 +1920,12 @@
         </w:tc>
         <w:tc>
           <w:tcPr>
-            <w:tcW w:w="4745" w:type="dxa"/>
-            <w:tcBorders/>
+            <w:tcW w:w="4711" w:type="dxa"/>
+            <w:tcBorders>
+              <w:left w:val="single" w:sz="2" w:space="0" w:color="BFC7D5"/>
+              <w:bottom w:val="single" w:sz="2" w:space="0" w:color="BFC7D5"/>
+              <w:right w:val="single" w:sz="6" w:space="0" w:color="BFC7D5"/>
+            </w:tcBorders>
             <w:vAlign w:val="center"/>
           </w:tcPr>
           <w:p>
@@ -1382,8 +1946,12 @@
         </w:tc>
         <w:tc>
           <w:tcPr>
-            <w:tcW w:w="1834" w:type="dxa"/>
-            <w:tcBorders/>
+            <w:tcW w:w="1823" w:type="dxa"/>
+            <w:tcBorders>
+              <w:left w:val="single" w:sz="2" w:space="0" w:color="BFC7D5"/>
+              <w:bottom w:val="single" w:sz="2" w:space="0" w:color="BFC7D5"/>
+              <w:right w:val="single" w:sz="6" w:space="0" w:color="BFC7D5"/>
+            </w:tcBorders>
             <w:vAlign w:val="center"/>
           </w:tcPr>
           <w:p>
@@ -1409,8 +1977,12 @@
         <w:trPr/>
         <w:tc>
           <w:tcPr>
-            <w:tcW w:w="211" w:type="dxa"/>
-            <w:tcBorders/>
+            <w:tcW w:w="244" w:type="dxa"/>
+            <w:tcBorders>
+              <w:left w:val="single" w:sz="6" w:space="0" w:color="BFC7D5"/>
+              <w:bottom w:val="single" w:sz="6" w:space="0" w:color="BFC7D5"/>
+              <w:right w:val="single" w:sz="6" w:space="0" w:color="BFC7D5"/>
+            </w:tcBorders>
             <w:vAlign w:val="center"/>
           </w:tcPr>
           <w:p>
@@ -1429,8 +2001,12 @@
         </w:tc>
         <w:tc>
           <w:tcPr>
-            <w:tcW w:w="2490" w:type="dxa"/>
-            <w:tcBorders/>
+            <w:tcW w:w="2497" w:type="dxa"/>
+            <w:tcBorders>
+              <w:left w:val="single" w:sz="2" w:space="0" w:color="BFC7D5"/>
+              <w:bottom w:val="single" w:sz="6" w:space="0" w:color="BFC7D5"/>
+              <w:right w:val="single" w:sz="6" w:space="0" w:color="BFC7D5"/>
+            </w:tcBorders>
             <w:vAlign w:val="center"/>
           </w:tcPr>
           <w:p>
@@ -1451,8 +2027,12 @@
         </w:tc>
         <w:tc>
           <w:tcPr>
-            <w:tcW w:w="2059" w:type="dxa"/>
-            <w:tcBorders/>
+            <w:tcW w:w="2064" w:type="dxa"/>
+            <w:tcBorders>
+              <w:left w:val="single" w:sz="2" w:space="0" w:color="BFC7D5"/>
+              <w:bottom w:val="single" w:sz="6" w:space="0" w:color="BFC7D5"/>
+              <w:right w:val="single" w:sz="6" w:space="0" w:color="BFC7D5"/>
+            </w:tcBorders>
             <w:vAlign w:val="center"/>
           </w:tcPr>
           <w:p>
@@ -1473,8 +2053,12 @@
         </w:tc>
         <w:tc>
           <w:tcPr>
-            <w:tcW w:w="4745" w:type="dxa"/>
-            <w:tcBorders/>
+            <w:tcW w:w="4711" w:type="dxa"/>
+            <w:tcBorders>
+              <w:left w:val="single" w:sz="2" w:space="0" w:color="BFC7D5"/>
+              <w:bottom w:val="single" w:sz="6" w:space="0" w:color="BFC7D5"/>
+              <w:right w:val="single" w:sz="6" w:space="0" w:color="BFC7D5"/>
+            </w:tcBorders>
             <w:vAlign w:val="center"/>
           </w:tcPr>
           <w:p>
@@ -1495,8 +2079,12 @@
         </w:tc>
         <w:tc>
           <w:tcPr>
-            <w:tcW w:w="1834" w:type="dxa"/>
-            <w:tcBorders/>
+            <w:tcW w:w="1823" w:type="dxa"/>
+            <w:tcBorders>
+              <w:left w:val="single" w:sz="2" w:space="0" w:color="BFC7D5"/>
+              <w:bottom w:val="single" w:sz="6" w:space="0" w:color="BFC7D5"/>
+              <w:right w:val="single" w:sz="6" w:space="0" w:color="BFC7D5"/>
+            </w:tcBorders>
             <w:vAlign w:val="center"/>
           </w:tcPr>
           <w:p>
@@ -1533,24 +2121,24 @@
     </w:p>
     <w:tbl>
       <w:tblPr>
-        <w:tblW w:w="10716" w:type="dxa"/>
+        <w:tblW w:w="5000" w:type="pct"/>
         <w:jc w:val="left"/>
-        <w:tblInd w:w="0" w:type="dxa"/>
+        <w:tblInd w:w="-7" w:type="dxa"/>
         <w:tblLayout w:type="fixed"/>
         <w:tblCellMar>
-          <w:top w:w="28" w:type="dxa"/>
-          <w:left w:w="28" w:type="dxa"/>
-          <w:bottom w:w="28" w:type="dxa"/>
-          <w:right w:w="28" w:type="dxa"/>
+          <w:top w:w="60" w:type="dxa"/>
+          <w:left w:w="60" w:type="dxa"/>
+          <w:bottom w:w="60" w:type="dxa"/>
+          <w:right w:w="60" w:type="dxa"/>
         </w:tblCellMar>
       </w:tblPr>
       <w:tblGrid>
-        <w:gridCol w:w="1801"/>
-        <w:gridCol w:w="2206"/>
-        <w:gridCol w:w="1561"/>
-        <w:gridCol w:w="841"/>
-        <w:gridCol w:w="2641"/>
-        <w:gridCol w:w="1666"/>
+        <w:gridCol w:w="1909"/>
+        <w:gridCol w:w="2332"/>
+        <w:gridCol w:w="1661"/>
+        <w:gridCol w:w="912"/>
+        <w:gridCol w:w="2785"/>
+        <w:gridCol w:w="1739"/>
       </w:tblGrid>
       <w:tr>
         <w:trPr>
@@ -1558,132 +2146,180 @@
         </w:trPr>
         <w:tc>
           <w:tcPr>
-            <w:tcW w:w="1801" w:type="dxa"/>
-            <w:tcBorders/>
+            <w:tcW w:w="1909" w:type="dxa"/>
+            <w:tcBorders>
+              <w:top w:val="single" w:sz="6" w:space="0" w:color="BFC7D5"/>
+              <w:left w:val="single" w:sz="6" w:space="0" w:color="BFC7D5"/>
+              <w:bottom w:val="single" w:sz="2" w:space="0" w:color="BFC7D5"/>
+              <w:right w:val="single" w:sz="6" w:space="0" w:color="BFC7D5"/>
+            </w:tcBorders>
+            <w:shd w:fill="1F3A5F" w:val="clear"/>
             <w:vAlign w:val="center"/>
           </w:tcPr>
           <w:p>
             <w:pPr>
               <w:pStyle w:val="TableHeading"/>
-              <w:suppressLineNumbers/>
-              <w:shd w:fill="1F3A5F" w:val="clear"/>
-              <w:bidi w:val="0"/>
-              <w:spacing w:before="0" w:after="283"/>
-              <w:jc w:val="center"/>
-              <w:rPr/>
-            </w:pPr>
-            <w:r>
-              <w:rPr/>
+              <w:bidi w:val="0"/>
+              <w:spacing w:before="0" w:after="283"/>
+              <w:jc w:val="left"/>
+              <w:rPr>
+                <w:color w:val="FFFFFF"/>
+              </w:rPr>
+            </w:pPr>
+            <w:r>
+              <w:rPr>
+                <w:color w:val="FFFFFF"/>
+              </w:rPr>
               <w:t>Date</w:t>
             </w:r>
           </w:p>
         </w:tc>
         <w:tc>
           <w:tcPr>
-            <w:tcW w:w="2206" w:type="dxa"/>
-            <w:tcBorders/>
+            <w:tcW w:w="2332" w:type="dxa"/>
+            <w:tcBorders>
+              <w:top w:val="single" w:sz="6" w:space="0" w:color="BFC7D5"/>
+              <w:left w:val="single" w:sz="2" w:space="0" w:color="BFC7D5"/>
+              <w:bottom w:val="single" w:sz="2" w:space="0" w:color="BFC7D5"/>
+              <w:right w:val="single" w:sz="6" w:space="0" w:color="BFC7D5"/>
+            </w:tcBorders>
+            <w:shd w:fill="1F3A5F" w:val="clear"/>
             <w:vAlign w:val="center"/>
           </w:tcPr>
           <w:p>
             <w:pPr>
               <w:pStyle w:val="TableHeading"/>
-              <w:suppressLineNumbers/>
-              <w:shd w:fill="1F3A5F" w:val="clear"/>
-              <w:bidi w:val="0"/>
-              <w:spacing w:before="0" w:after="283"/>
-              <w:jc w:val="center"/>
-              <w:rPr/>
-            </w:pPr>
-            <w:r>
-              <w:rPr/>
+              <w:bidi w:val="0"/>
+              <w:spacing w:before="0" w:after="283"/>
+              <w:jc w:val="left"/>
+              <w:rPr>
+                <w:color w:val="FFFFFF"/>
+              </w:rPr>
+            </w:pPr>
+            <w:r>
+              <w:rPr>
+                <w:color w:val="FFFFFF"/>
+              </w:rPr>
               <w:t>Activity</w:t>
             </w:r>
           </w:p>
         </w:tc>
         <w:tc>
           <w:tcPr>
-            <w:tcW w:w="1561" w:type="dxa"/>
-            <w:tcBorders/>
+            <w:tcW w:w="1661" w:type="dxa"/>
+            <w:tcBorders>
+              <w:top w:val="single" w:sz="6" w:space="0" w:color="BFC7D5"/>
+              <w:left w:val="single" w:sz="2" w:space="0" w:color="BFC7D5"/>
+              <w:bottom w:val="single" w:sz="2" w:space="0" w:color="BFC7D5"/>
+              <w:right w:val="single" w:sz="6" w:space="0" w:color="BFC7D5"/>
+            </w:tcBorders>
+            <w:shd w:fill="1F3A5F" w:val="clear"/>
             <w:vAlign w:val="center"/>
           </w:tcPr>
           <w:p>
             <w:pPr>
               <w:pStyle w:val="TableHeading"/>
-              <w:suppressLineNumbers/>
-              <w:shd w:fill="1F3A5F" w:val="clear"/>
-              <w:bidi w:val="0"/>
-              <w:spacing w:before="0" w:after="283"/>
-              <w:jc w:val="center"/>
-              <w:rPr/>
-            </w:pPr>
-            <w:r>
-              <w:rPr/>
+              <w:bidi w:val="0"/>
+              <w:spacing w:before="0" w:after="283"/>
+              <w:jc w:val="left"/>
+              <w:rPr>
+                <w:color w:val="FFFFFF"/>
+              </w:rPr>
+            </w:pPr>
+            <w:r>
+              <w:rPr>
+                <w:color w:val="FFFFFF"/>
+              </w:rPr>
               <w:t>Provider / source</w:t>
             </w:r>
           </w:p>
         </w:tc>
         <w:tc>
           <w:tcPr>
-            <w:tcW w:w="841" w:type="dxa"/>
-            <w:tcBorders/>
+            <w:tcW w:w="912" w:type="dxa"/>
+            <w:tcBorders>
+              <w:top w:val="single" w:sz="6" w:space="0" w:color="BFC7D5"/>
+              <w:left w:val="single" w:sz="2" w:space="0" w:color="BFC7D5"/>
+              <w:bottom w:val="single" w:sz="2" w:space="0" w:color="BFC7D5"/>
+              <w:right w:val="single" w:sz="6" w:space="0" w:color="BFC7D5"/>
+            </w:tcBorders>
+            <w:shd w:fill="1F3A5F" w:val="clear"/>
             <w:vAlign w:val="center"/>
           </w:tcPr>
           <w:p>
             <w:pPr>
               <w:pStyle w:val="TableHeading"/>
-              <w:suppressLineNumbers/>
-              <w:shd w:fill="1F3A5F" w:val="clear"/>
-              <w:bidi w:val="0"/>
-              <w:spacing w:before="0" w:after="283"/>
-              <w:jc w:val="center"/>
-              <w:rPr/>
-            </w:pPr>
-            <w:r>
-              <w:rPr/>
+              <w:bidi w:val="0"/>
+              <w:spacing w:before="0" w:after="283"/>
+              <w:jc w:val="left"/>
+              <w:rPr>
+                <w:color w:val="FFFFFF"/>
+              </w:rPr>
+            </w:pPr>
+            <w:r>
+              <w:rPr>
+                <w:color w:val="FFFFFF"/>
+              </w:rPr>
               <w:t>Duration</w:t>
             </w:r>
           </w:p>
         </w:tc>
         <w:tc>
           <w:tcPr>
-            <w:tcW w:w="2641" w:type="dxa"/>
-            <w:tcBorders/>
+            <w:tcW w:w="2785" w:type="dxa"/>
+            <w:tcBorders>
+              <w:top w:val="single" w:sz="6" w:space="0" w:color="BFC7D5"/>
+              <w:left w:val="single" w:sz="2" w:space="0" w:color="BFC7D5"/>
+              <w:bottom w:val="single" w:sz="2" w:space="0" w:color="BFC7D5"/>
+              <w:right w:val="single" w:sz="6" w:space="0" w:color="BFC7D5"/>
+            </w:tcBorders>
+            <w:shd w:fill="1F3A5F" w:val="clear"/>
             <w:vAlign w:val="center"/>
           </w:tcPr>
           <w:p>
             <w:pPr>
               <w:pStyle w:val="TableHeading"/>
-              <w:suppressLineNumbers/>
-              <w:shd w:fill="1F3A5F" w:val="clear"/>
-              <w:bidi w:val="0"/>
-              <w:spacing w:before="0" w:after="283"/>
-              <w:jc w:val="center"/>
-              <w:rPr/>
-            </w:pPr>
-            <w:r>
-              <w:rPr/>
+              <w:bidi w:val="0"/>
+              <w:spacing w:before="0" w:after="283"/>
+              <w:jc w:val="left"/>
+              <w:rPr>
+                <w:color w:val="FFFFFF"/>
+              </w:rPr>
+            </w:pPr>
+            <w:r>
+              <w:rPr>
+                <w:color w:val="FFFFFF"/>
+              </w:rPr>
               <w:t>Competence addressed (§1 #)</w:t>
             </w:r>
           </w:p>
         </w:tc>
         <w:tc>
           <w:tcPr>
-            <w:tcW w:w="1666" w:type="dxa"/>
-            <w:tcBorders/>
+            <w:tcW w:w="1739" w:type="dxa"/>
+            <w:tcBorders>
+              <w:top w:val="single" w:sz="6" w:space="0" w:color="BFC7D5"/>
+              <w:left w:val="single" w:sz="2" w:space="0" w:color="BFC7D5"/>
+              <w:bottom w:val="single" w:sz="2" w:space="0" w:color="BFC7D5"/>
+              <w:right w:val="single" w:sz="6" w:space="0" w:color="BFC7D5"/>
+            </w:tcBorders>
+            <w:shd w:fill="1F3A5F" w:val="clear"/>
             <w:vAlign w:val="center"/>
           </w:tcPr>
           <w:p>
             <w:pPr>
               <w:pStyle w:val="TableHeading"/>
-              <w:suppressLineNumbers/>
-              <w:shd w:fill="1F3A5F" w:val="clear"/>
-              <w:bidi w:val="0"/>
-              <w:spacing w:before="0" w:after="283"/>
-              <w:jc w:val="center"/>
-              <w:rPr/>
-            </w:pPr>
-            <w:r>
-              <w:rPr/>
+              <w:bidi w:val="0"/>
+              <w:spacing w:before="0" w:after="283"/>
+              <w:jc w:val="left"/>
+              <w:rPr>
+                <w:color w:val="FFFFFF"/>
+              </w:rPr>
+            </w:pPr>
+            <w:r>
+              <w:rPr>
+                <w:color w:val="FFFFFF"/>
+              </w:rPr>
               <w:t>Evidence retained</w:t>
             </w:r>
           </w:p>
@@ -1693,8 +2329,12 @@
         <w:trPr/>
         <w:tc>
           <w:tcPr>
-            <w:tcW w:w="1801" w:type="dxa"/>
-            <w:tcBorders/>
+            <w:tcW w:w="1909" w:type="dxa"/>
+            <w:tcBorders>
+              <w:left w:val="single" w:sz="6" w:space="0" w:color="BFC7D5"/>
+              <w:bottom w:val="single" w:sz="2" w:space="0" w:color="BFC7D5"/>
+              <w:right w:val="single" w:sz="6" w:space="0" w:color="BFC7D5"/>
+            </w:tcBorders>
             <w:vAlign w:val="center"/>
           </w:tcPr>
           <w:p>
@@ -1715,8 +2355,12 @@
         </w:tc>
         <w:tc>
           <w:tcPr>
-            <w:tcW w:w="2206" w:type="dxa"/>
-            <w:tcBorders/>
+            <w:tcW w:w="2332" w:type="dxa"/>
+            <w:tcBorders>
+              <w:left w:val="single" w:sz="2" w:space="0" w:color="BFC7D5"/>
+              <w:bottom w:val="single" w:sz="2" w:space="0" w:color="BFC7D5"/>
+              <w:right w:val="single" w:sz="6" w:space="0" w:color="BFC7D5"/>
+            </w:tcBorders>
             <w:vAlign w:val="center"/>
           </w:tcPr>
           <w:p>
@@ -1737,8 +2381,12 @@
         </w:tc>
         <w:tc>
           <w:tcPr>
-            <w:tcW w:w="1561" w:type="dxa"/>
-            <w:tcBorders/>
+            <w:tcW w:w="1661" w:type="dxa"/>
+            <w:tcBorders>
+              <w:left w:val="single" w:sz="2" w:space="0" w:color="BFC7D5"/>
+              <w:bottom w:val="single" w:sz="2" w:space="0" w:color="BFC7D5"/>
+              <w:right w:val="single" w:sz="6" w:space="0" w:color="BFC7D5"/>
+            </w:tcBorders>
             <w:vAlign w:val="center"/>
           </w:tcPr>
           <w:p>
@@ -1759,8 +2407,12 @@
         </w:tc>
         <w:tc>
           <w:tcPr>
-            <w:tcW w:w="841" w:type="dxa"/>
-            <w:tcBorders/>
+            <w:tcW w:w="912" w:type="dxa"/>
+            <w:tcBorders>
+              <w:left w:val="single" w:sz="2" w:space="0" w:color="BFC7D5"/>
+              <w:bottom w:val="single" w:sz="2" w:space="0" w:color="BFC7D5"/>
+              <w:right w:val="single" w:sz="6" w:space="0" w:color="BFC7D5"/>
+            </w:tcBorders>
             <w:vAlign w:val="center"/>
           </w:tcPr>
           <w:p>
@@ -1781,8 +2433,12 @@
         </w:tc>
         <w:tc>
           <w:tcPr>
-            <w:tcW w:w="2641" w:type="dxa"/>
-            <w:tcBorders/>
+            <w:tcW w:w="2785" w:type="dxa"/>
+            <w:tcBorders>
+              <w:left w:val="single" w:sz="2" w:space="0" w:color="BFC7D5"/>
+              <w:bottom w:val="single" w:sz="2" w:space="0" w:color="BFC7D5"/>
+              <w:right w:val="single" w:sz="6" w:space="0" w:color="BFC7D5"/>
+            </w:tcBorders>
             <w:vAlign w:val="center"/>
           </w:tcPr>
           <w:p>
@@ -1803,8 +2459,12 @@
         </w:tc>
         <w:tc>
           <w:tcPr>
-            <w:tcW w:w="1666" w:type="dxa"/>
-            <w:tcBorders/>
+            <w:tcW w:w="1739" w:type="dxa"/>
+            <w:tcBorders>
+              <w:left w:val="single" w:sz="2" w:space="0" w:color="BFC7D5"/>
+              <w:bottom w:val="single" w:sz="2" w:space="0" w:color="BFC7D5"/>
+              <w:right w:val="single" w:sz="6" w:space="0" w:color="BFC7D5"/>
+            </w:tcBorders>
             <w:vAlign w:val="center"/>
           </w:tcPr>
           <w:p>
@@ -1828,8 +2488,12 @@
         <w:trPr/>
         <w:tc>
           <w:tcPr>
-            <w:tcW w:w="1801" w:type="dxa"/>
-            <w:tcBorders/>
+            <w:tcW w:w="1909" w:type="dxa"/>
+            <w:tcBorders>
+              <w:left w:val="single" w:sz="6" w:space="0" w:color="BFC7D5"/>
+              <w:bottom w:val="single" w:sz="2" w:space="0" w:color="BFC7D5"/>
+              <w:right w:val="single" w:sz="6" w:space="0" w:color="BFC7D5"/>
+            </w:tcBorders>
             <w:vAlign w:val="center"/>
           </w:tcPr>
           <w:p>
@@ -1850,8 +2514,12 @@
         </w:tc>
         <w:tc>
           <w:tcPr>
-            <w:tcW w:w="2206" w:type="dxa"/>
-            <w:tcBorders/>
+            <w:tcW w:w="2332" w:type="dxa"/>
+            <w:tcBorders>
+              <w:left w:val="single" w:sz="2" w:space="0" w:color="BFC7D5"/>
+              <w:bottom w:val="single" w:sz="2" w:space="0" w:color="BFC7D5"/>
+              <w:right w:val="single" w:sz="6" w:space="0" w:color="BFC7D5"/>
+            </w:tcBorders>
             <w:vAlign w:val="center"/>
           </w:tcPr>
           <w:p>
@@ -1872,8 +2540,12 @@
         </w:tc>
         <w:tc>
           <w:tcPr>
-            <w:tcW w:w="1561" w:type="dxa"/>
-            <w:tcBorders/>
+            <w:tcW w:w="1661" w:type="dxa"/>
+            <w:tcBorders>
+              <w:left w:val="single" w:sz="2" w:space="0" w:color="BFC7D5"/>
+              <w:bottom w:val="single" w:sz="2" w:space="0" w:color="BFC7D5"/>
+              <w:right w:val="single" w:sz="6" w:space="0" w:color="BFC7D5"/>
+            </w:tcBorders>
             <w:vAlign w:val="center"/>
           </w:tcPr>
           <w:p>
@@ -1894,8 +2566,12 @@
         </w:tc>
         <w:tc>
           <w:tcPr>
-            <w:tcW w:w="841" w:type="dxa"/>
-            <w:tcBorders/>
+            <w:tcW w:w="912" w:type="dxa"/>
+            <w:tcBorders>
+              <w:left w:val="single" w:sz="2" w:space="0" w:color="BFC7D5"/>
+              <w:bottom w:val="single" w:sz="2" w:space="0" w:color="BFC7D5"/>
+              <w:right w:val="single" w:sz="6" w:space="0" w:color="BFC7D5"/>
+            </w:tcBorders>
             <w:vAlign w:val="center"/>
           </w:tcPr>
           <w:p>
@@ -1916,8 +2592,12 @@
         </w:tc>
         <w:tc>
           <w:tcPr>
-            <w:tcW w:w="2641" w:type="dxa"/>
-            <w:tcBorders/>
+            <w:tcW w:w="2785" w:type="dxa"/>
+            <w:tcBorders>
+              <w:left w:val="single" w:sz="2" w:space="0" w:color="BFC7D5"/>
+              <w:bottom w:val="single" w:sz="2" w:space="0" w:color="BFC7D5"/>
+              <w:right w:val="single" w:sz="6" w:space="0" w:color="BFC7D5"/>
+            </w:tcBorders>
             <w:vAlign w:val="center"/>
           </w:tcPr>
           <w:p>
@@ -1938,8 +2618,12 @@
         </w:tc>
         <w:tc>
           <w:tcPr>
-            <w:tcW w:w="1666" w:type="dxa"/>
-            <w:tcBorders/>
+            <w:tcW w:w="1739" w:type="dxa"/>
+            <w:tcBorders>
+              <w:left w:val="single" w:sz="2" w:space="0" w:color="BFC7D5"/>
+              <w:bottom w:val="single" w:sz="2" w:space="0" w:color="BFC7D5"/>
+              <w:right w:val="single" w:sz="6" w:space="0" w:color="BFC7D5"/>
+            </w:tcBorders>
             <w:vAlign w:val="center"/>
           </w:tcPr>
           <w:p>
@@ -1963,8 +2647,12 @@
         <w:trPr/>
         <w:tc>
           <w:tcPr>
-            <w:tcW w:w="1801" w:type="dxa"/>
-            <w:tcBorders/>
+            <w:tcW w:w="1909" w:type="dxa"/>
+            <w:tcBorders>
+              <w:left w:val="single" w:sz="6" w:space="0" w:color="BFC7D5"/>
+              <w:bottom w:val="single" w:sz="6" w:space="0" w:color="BFC7D5"/>
+              <w:right w:val="single" w:sz="6" w:space="0" w:color="BFC7D5"/>
+            </w:tcBorders>
             <w:vAlign w:val="center"/>
           </w:tcPr>
           <w:p>
@@ -1985,8 +2673,12 @@
         </w:tc>
         <w:tc>
           <w:tcPr>
-            <w:tcW w:w="2206" w:type="dxa"/>
-            <w:tcBorders/>
+            <w:tcW w:w="2332" w:type="dxa"/>
+            <w:tcBorders>
+              <w:left w:val="single" w:sz="2" w:space="0" w:color="BFC7D5"/>
+              <w:bottom w:val="single" w:sz="6" w:space="0" w:color="BFC7D5"/>
+              <w:right w:val="single" w:sz="6" w:space="0" w:color="BFC7D5"/>
+            </w:tcBorders>
             <w:vAlign w:val="center"/>
           </w:tcPr>
           <w:p>
@@ -2007,8 +2699,12 @@
         </w:tc>
         <w:tc>
           <w:tcPr>
-            <w:tcW w:w="1561" w:type="dxa"/>
-            <w:tcBorders/>
+            <w:tcW w:w="1661" w:type="dxa"/>
+            <w:tcBorders>
+              <w:left w:val="single" w:sz="2" w:space="0" w:color="BFC7D5"/>
+              <w:bottom w:val="single" w:sz="6" w:space="0" w:color="BFC7D5"/>
+              <w:right w:val="single" w:sz="6" w:space="0" w:color="BFC7D5"/>
+            </w:tcBorders>
             <w:vAlign w:val="center"/>
           </w:tcPr>
           <w:p>
@@ -2029,8 +2725,12 @@
         </w:tc>
         <w:tc>
           <w:tcPr>
-            <w:tcW w:w="841" w:type="dxa"/>
-            <w:tcBorders/>
+            <w:tcW w:w="912" w:type="dxa"/>
+            <w:tcBorders>
+              <w:left w:val="single" w:sz="2" w:space="0" w:color="BFC7D5"/>
+              <w:bottom w:val="single" w:sz="6" w:space="0" w:color="BFC7D5"/>
+              <w:right w:val="single" w:sz="6" w:space="0" w:color="BFC7D5"/>
+            </w:tcBorders>
             <w:vAlign w:val="center"/>
           </w:tcPr>
           <w:p>
@@ -2051,8 +2751,12 @@
         </w:tc>
         <w:tc>
           <w:tcPr>
-            <w:tcW w:w="2641" w:type="dxa"/>
-            <w:tcBorders/>
+            <w:tcW w:w="2785" w:type="dxa"/>
+            <w:tcBorders>
+              <w:left w:val="single" w:sz="2" w:space="0" w:color="BFC7D5"/>
+              <w:bottom w:val="single" w:sz="6" w:space="0" w:color="BFC7D5"/>
+              <w:right w:val="single" w:sz="6" w:space="0" w:color="BFC7D5"/>
+            </w:tcBorders>
             <w:vAlign w:val="center"/>
           </w:tcPr>
           <w:p>
@@ -2073,8 +2777,12 @@
         </w:tc>
         <w:tc>
           <w:tcPr>
-            <w:tcW w:w="1666" w:type="dxa"/>
-            <w:tcBorders/>
+            <w:tcW w:w="1739" w:type="dxa"/>
+            <w:tcBorders>
+              <w:left w:val="single" w:sz="2" w:space="0" w:color="BFC7D5"/>
+              <w:bottom w:val="single" w:sz="6" w:space="0" w:color="BFC7D5"/>
+              <w:right w:val="single" w:sz="6" w:space="0" w:color="BFC7D5"/>
+            </w:tcBorders>
             <w:vAlign w:val="center"/>
           </w:tcPr>
           <w:p>
@@ -2131,23 +2839,23 @@
     </w:p>
     <w:tbl>
       <w:tblPr>
-        <w:tblW w:w="11339" w:type="dxa"/>
+        <w:tblW w:w="5000" w:type="pct"/>
         <w:jc w:val="left"/>
-        <w:tblInd w:w="0" w:type="dxa"/>
+        <w:tblInd w:w="-7" w:type="dxa"/>
         <w:tblLayout w:type="fixed"/>
         <w:tblCellMar>
-          <w:top w:w="28" w:type="dxa"/>
-          <w:left w:w="28" w:type="dxa"/>
-          <w:bottom w:w="28" w:type="dxa"/>
-          <w:right w:w="28" w:type="dxa"/>
+          <w:top w:w="60" w:type="dxa"/>
+          <w:left w:w="60" w:type="dxa"/>
+          <w:bottom w:w="60" w:type="dxa"/>
+          <w:right w:w="60" w:type="dxa"/>
         </w:tblCellMar>
       </w:tblPr>
       <w:tblGrid>
-        <w:gridCol w:w="2095"/>
-        <w:gridCol w:w="2903"/>
-        <w:gridCol w:w="1712"/>
-        <w:gridCol w:w="2965"/>
-        <w:gridCol w:w="1664"/>
+        <w:gridCol w:w="2098"/>
+        <w:gridCol w:w="2901"/>
+        <w:gridCol w:w="1729"/>
+        <w:gridCol w:w="2956"/>
+        <w:gridCol w:w="1655"/>
       </w:tblGrid>
       <w:tr>
         <w:trPr>
@@ -2155,110 +2863,150 @@
         </w:trPr>
         <w:tc>
           <w:tcPr>
-            <w:tcW w:w="2095" w:type="dxa"/>
-            <w:tcBorders/>
+            <w:tcW w:w="2098" w:type="dxa"/>
+            <w:tcBorders>
+              <w:top w:val="single" w:sz="6" w:space="0" w:color="BFC7D5"/>
+              <w:left w:val="single" w:sz="6" w:space="0" w:color="BFC7D5"/>
+              <w:bottom w:val="single" w:sz="2" w:space="0" w:color="BFC7D5"/>
+              <w:right w:val="single" w:sz="6" w:space="0" w:color="BFC7D5"/>
+            </w:tcBorders>
+            <w:shd w:fill="1F3A5F" w:val="clear"/>
             <w:vAlign w:val="center"/>
           </w:tcPr>
           <w:p>
             <w:pPr>
               <w:pStyle w:val="TableHeading"/>
-              <w:suppressLineNumbers/>
-              <w:shd w:fill="1F3A5F" w:val="clear"/>
-              <w:bidi w:val="0"/>
-              <w:spacing w:before="0" w:after="283"/>
-              <w:jc w:val="center"/>
-              <w:rPr/>
-            </w:pPr>
-            <w:r>
-              <w:rPr/>
+              <w:bidi w:val="0"/>
+              <w:spacing w:before="0" w:after="283"/>
+              <w:jc w:val="left"/>
+              <w:rPr>
+                <w:color w:val="FFFFFF"/>
+              </w:rPr>
+            </w:pPr>
+            <w:r>
+              <w:rPr>
+                <w:color w:val="FFFFFF"/>
+              </w:rPr>
               <w:t>Activity</w:t>
             </w:r>
           </w:p>
         </w:tc>
         <w:tc>
           <w:tcPr>
-            <w:tcW w:w="2903" w:type="dxa"/>
-            <w:tcBorders/>
+            <w:tcW w:w="2901" w:type="dxa"/>
+            <w:tcBorders>
+              <w:top w:val="single" w:sz="6" w:space="0" w:color="BFC7D5"/>
+              <w:left w:val="single" w:sz="2" w:space="0" w:color="BFC7D5"/>
+              <w:bottom w:val="single" w:sz="2" w:space="0" w:color="BFC7D5"/>
+              <w:right w:val="single" w:sz="6" w:space="0" w:color="BFC7D5"/>
+            </w:tcBorders>
+            <w:shd w:fill="1F3A5F" w:val="clear"/>
             <w:vAlign w:val="center"/>
           </w:tcPr>
           <w:p>
             <w:pPr>
               <w:pStyle w:val="TableHeading"/>
-              <w:suppressLineNumbers/>
-              <w:shd w:fill="1F3A5F" w:val="clear"/>
-              <w:bidi w:val="0"/>
-              <w:spacing w:before="0" w:after="283"/>
-              <w:jc w:val="center"/>
-              <w:rPr/>
-            </w:pPr>
-            <w:r>
-              <w:rPr/>
+              <w:bidi w:val="0"/>
+              <w:spacing w:before="0" w:after="283"/>
+              <w:jc w:val="left"/>
+              <w:rPr>
+                <w:color w:val="FFFFFF"/>
+              </w:rPr>
+            </w:pPr>
+            <w:r>
+              <w:rPr>
+                <w:color w:val="FFFFFF"/>
+              </w:rPr>
               <w:t>Method of evaluating effectiveness</w:t>
             </w:r>
           </w:p>
         </w:tc>
         <w:tc>
           <w:tcPr>
-            <w:tcW w:w="1712" w:type="dxa"/>
-            <w:tcBorders/>
+            <w:tcW w:w="1729" w:type="dxa"/>
+            <w:tcBorders>
+              <w:top w:val="single" w:sz="6" w:space="0" w:color="BFC7D5"/>
+              <w:left w:val="single" w:sz="2" w:space="0" w:color="BFC7D5"/>
+              <w:bottom w:val="single" w:sz="2" w:space="0" w:color="BFC7D5"/>
+              <w:right w:val="single" w:sz="6" w:space="0" w:color="BFC7D5"/>
+            </w:tcBorders>
+            <w:shd w:fill="1F3A5F" w:val="clear"/>
             <w:vAlign w:val="center"/>
           </w:tcPr>
           <w:p>
             <w:pPr>
               <w:pStyle w:val="TableHeading"/>
-              <w:suppressLineNumbers/>
-              <w:shd w:fill="1F3A5F" w:val="clear"/>
-              <w:bidi w:val="0"/>
-              <w:spacing w:before="0" w:after="283"/>
-              <w:jc w:val="center"/>
-              <w:rPr/>
-            </w:pPr>
-            <w:r>
-              <w:rPr/>
+              <w:bidi w:val="0"/>
+              <w:spacing w:before="0" w:after="283"/>
+              <w:jc w:val="left"/>
+              <w:rPr>
+                <w:color w:val="FFFFFF"/>
+              </w:rPr>
+            </w:pPr>
+            <w:r>
+              <w:rPr>
+                <w:color w:val="FFFFFF"/>
+              </w:rPr>
               <w:t>Date evaluated</w:t>
             </w:r>
           </w:p>
         </w:tc>
         <w:tc>
           <w:tcPr>
-            <w:tcW w:w="2965" w:type="dxa"/>
-            <w:tcBorders/>
+            <w:tcW w:w="2956" w:type="dxa"/>
+            <w:tcBorders>
+              <w:top w:val="single" w:sz="6" w:space="0" w:color="BFC7D5"/>
+              <w:left w:val="single" w:sz="2" w:space="0" w:color="BFC7D5"/>
+              <w:bottom w:val="single" w:sz="2" w:space="0" w:color="BFC7D5"/>
+              <w:right w:val="single" w:sz="6" w:space="0" w:color="BFC7D5"/>
+            </w:tcBorders>
+            <w:shd w:fill="1F3A5F" w:val="clear"/>
             <w:vAlign w:val="center"/>
           </w:tcPr>
           <w:p>
             <w:pPr>
               <w:pStyle w:val="TableHeading"/>
-              <w:suppressLineNumbers/>
-              <w:shd w:fill="1F3A5F" w:val="clear"/>
-              <w:bidi w:val="0"/>
-              <w:spacing w:before="0" w:after="283"/>
-              <w:jc w:val="center"/>
-              <w:rPr/>
-            </w:pPr>
-            <w:r>
-              <w:rPr/>
+              <w:bidi w:val="0"/>
+              <w:spacing w:before="0" w:after="283"/>
+              <w:jc w:val="left"/>
+              <w:rPr>
+                <w:color w:val="FFFFFF"/>
+              </w:rPr>
+            </w:pPr>
+            <w:r>
+              <w:rPr>
+                <w:color w:val="FFFFFF"/>
+              </w:rPr>
               <w:t>Outcome</w:t>
             </w:r>
           </w:p>
         </w:tc>
         <w:tc>
           <w:tcPr>
-            <w:tcW w:w="1664" w:type="dxa"/>
-            <w:tcBorders/>
+            <w:tcW w:w="1655" w:type="dxa"/>
+            <w:tcBorders>
+              <w:top w:val="single" w:sz="6" w:space="0" w:color="BFC7D5"/>
+              <w:left w:val="single" w:sz="2" w:space="0" w:color="BFC7D5"/>
+              <w:bottom w:val="single" w:sz="2" w:space="0" w:color="BFC7D5"/>
+              <w:right w:val="single" w:sz="6" w:space="0" w:color="BFC7D5"/>
+            </w:tcBorders>
+            <w:shd w:fill="1F3A5F" w:val="clear"/>
             <w:vAlign w:val="center"/>
           </w:tcPr>
           <w:p>
             <w:pPr>
               <w:pStyle w:val="TableHeading"/>
-              <w:suppressLineNumbers/>
-              <w:shd w:fill="1F3A5F" w:val="clear"/>
-              <w:bidi w:val="0"/>
-              <w:spacing w:before="0" w:after="283"/>
-              <w:jc w:val="center"/>
-              <w:rPr/>
-            </w:pPr>
-            <w:r>
-              <w:rPr/>
+              <w:bidi w:val="0"/>
+              <w:spacing w:before="0" w:after="283"/>
+              <w:jc w:val="left"/>
+              <w:rPr>
+                <w:color w:val="FFFFFF"/>
+              </w:rPr>
+            </w:pPr>
+            <w:r>
+              <w:rPr>
+                <w:color w:val="FFFFFF"/>
+              </w:rPr>
               <w:t>Evaluated by (role)</w:t>
             </w:r>
           </w:p>
@@ -2268,8 +3016,12 @@
         <w:trPr/>
         <w:tc>
           <w:tcPr>
-            <w:tcW w:w="2095" w:type="dxa"/>
-            <w:tcBorders/>
+            <w:tcW w:w="2098" w:type="dxa"/>
+            <w:tcBorders>
+              <w:left w:val="single" w:sz="6" w:space="0" w:color="BFC7D5"/>
+              <w:bottom w:val="single" w:sz="2" w:space="0" w:color="BFC7D5"/>
+              <w:right w:val="single" w:sz="6" w:space="0" w:color="BFC7D5"/>
+            </w:tcBorders>
             <w:vAlign w:val="center"/>
           </w:tcPr>
           <w:p>
@@ -2290,8 +3042,12 @@
         </w:tc>
         <w:tc>
           <w:tcPr>
-            <w:tcW w:w="2903" w:type="dxa"/>
-            <w:tcBorders/>
+            <w:tcW w:w="2901" w:type="dxa"/>
+            <w:tcBorders>
+              <w:left w:val="single" w:sz="2" w:space="0" w:color="BFC7D5"/>
+              <w:bottom w:val="single" w:sz="2" w:space="0" w:color="BFC7D5"/>
+              <w:right w:val="single" w:sz="6" w:space="0" w:color="BFC7D5"/>
+            </w:tcBorders>
             <w:vAlign w:val="center"/>
           </w:tcPr>
           <w:p>
@@ -2312,8 +3068,12 @@
         </w:tc>
         <w:tc>
           <w:tcPr>
-            <w:tcW w:w="1712" w:type="dxa"/>
-            <w:tcBorders/>
+            <w:tcW w:w="1729" w:type="dxa"/>
+            <w:tcBorders>
+              <w:left w:val="single" w:sz="2" w:space="0" w:color="BFC7D5"/>
+              <w:bottom w:val="single" w:sz="2" w:space="0" w:color="BFC7D5"/>
+              <w:right w:val="single" w:sz="6" w:space="0" w:color="BFC7D5"/>
+            </w:tcBorders>
             <w:vAlign w:val="center"/>
           </w:tcPr>
           <w:p>
@@ -2334,8 +3094,12 @@
         </w:tc>
         <w:tc>
           <w:tcPr>
-            <w:tcW w:w="2965" w:type="dxa"/>
-            <w:tcBorders/>
+            <w:tcW w:w="2956" w:type="dxa"/>
+            <w:tcBorders>
+              <w:left w:val="single" w:sz="2" w:space="0" w:color="BFC7D5"/>
+              <w:bottom w:val="single" w:sz="2" w:space="0" w:color="BFC7D5"/>
+              <w:right w:val="single" w:sz="6" w:space="0" w:color="BFC7D5"/>
+            </w:tcBorders>
             <w:vAlign w:val="center"/>
           </w:tcPr>
           <w:p>
@@ -2358,8 +3122,12 @@
         </w:tc>
         <w:tc>
           <w:tcPr>
-            <w:tcW w:w="1664" w:type="dxa"/>
-            <w:tcBorders/>
+            <w:tcW w:w="1655" w:type="dxa"/>
+            <w:tcBorders>
+              <w:left w:val="single" w:sz="2" w:space="0" w:color="BFC7D5"/>
+              <w:bottom w:val="single" w:sz="2" w:space="0" w:color="BFC7D5"/>
+              <w:right w:val="single" w:sz="6" w:space="0" w:color="BFC7D5"/>
+            </w:tcBorders>
             <w:vAlign w:val="center"/>
           </w:tcPr>
           <w:p>
@@ -2383,8 +3151,12 @@
         <w:trPr/>
         <w:tc>
           <w:tcPr>
-            <w:tcW w:w="2095" w:type="dxa"/>
-            <w:tcBorders/>
+            <w:tcW w:w="2098" w:type="dxa"/>
+            <w:tcBorders>
+              <w:left w:val="single" w:sz="6" w:space="0" w:color="BFC7D5"/>
+              <w:bottom w:val="single" w:sz="6" w:space="0" w:color="BFC7D5"/>
+              <w:right w:val="single" w:sz="6" w:space="0" w:color="BFC7D5"/>
+            </w:tcBorders>
             <w:vAlign w:val="center"/>
           </w:tcPr>
           <w:p>
@@ -2405,8 +3177,12 @@
         </w:tc>
         <w:tc>
           <w:tcPr>
-            <w:tcW w:w="2903" w:type="dxa"/>
-            <w:tcBorders/>
+            <w:tcW w:w="2901" w:type="dxa"/>
+            <w:tcBorders>
+              <w:left w:val="single" w:sz="2" w:space="0" w:color="BFC7D5"/>
+              <w:bottom w:val="single" w:sz="6" w:space="0" w:color="BFC7D5"/>
+              <w:right w:val="single" w:sz="6" w:space="0" w:color="BFC7D5"/>
+            </w:tcBorders>
             <w:vAlign w:val="center"/>
           </w:tcPr>
           <w:p>
@@ -2427,8 +3203,12 @@
         </w:tc>
         <w:tc>
           <w:tcPr>
-            <w:tcW w:w="1712" w:type="dxa"/>
-            <w:tcBorders/>
+            <w:tcW w:w="1729" w:type="dxa"/>
+            <w:tcBorders>
+              <w:left w:val="single" w:sz="2" w:space="0" w:color="BFC7D5"/>
+              <w:bottom w:val="single" w:sz="6" w:space="0" w:color="BFC7D5"/>
+              <w:right w:val="single" w:sz="6" w:space="0" w:color="BFC7D5"/>
+            </w:tcBorders>
             <w:vAlign w:val="center"/>
           </w:tcPr>
           <w:p>
@@ -2449,8 +3229,12 @@
         </w:tc>
         <w:tc>
           <w:tcPr>
-            <w:tcW w:w="2965" w:type="dxa"/>
-            <w:tcBorders/>
+            <w:tcW w:w="2956" w:type="dxa"/>
+            <w:tcBorders>
+              <w:left w:val="single" w:sz="2" w:space="0" w:color="BFC7D5"/>
+              <w:bottom w:val="single" w:sz="6" w:space="0" w:color="BFC7D5"/>
+              <w:right w:val="single" w:sz="6" w:space="0" w:color="BFC7D5"/>
+            </w:tcBorders>
             <w:vAlign w:val="center"/>
           </w:tcPr>
           <w:p>
@@ -2473,8 +3257,12 @@
         </w:tc>
         <w:tc>
           <w:tcPr>
-            <w:tcW w:w="1664" w:type="dxa"/>
-            <w:tcBorders/>
+            <w:tcW w:w="1655" w:type="dxa"/>
+            <w:tcBorders>
+              <w:left w:val="single" w:sz="2" w:space="0" w:color="BFC7D5"/>
+              <w:bottom w:val="single" w:sz="6" w:space="0" w:color="BFC7D5"/>
+              <w:right w:val="single" w:sz="6" w:space="0" w:color="BFC7D5"/>
+            </w:tcBorders>
             <w:vAlign w:val="center"/>
           </w:tcPr>
           <w:p>
@@ -2509,21 +3297,21 @@
     </w:p>
     <w:tbl>
       <w:tblPr>
-        <w:tblW w:w="11339" w:type="dxa"/>
+        <w:tblW w:w="5000" w:type="pct"/>
         <w:jc w:val="left"/>
-        <w:tblInd w:w="0" w:type="dxa"/>
+        <w:tblInd w:w="-7" w:type="dxa"/>
         <w:tblLayout w:type="fixed"/>
         <w:tblCellMar>
-          <w:top w:w="28" w:type="dxa"/>
-          <w:left w:w="28" w:type="dxa"/>
-          <w:bottom w:w="28" w:type="dxa"/>
-          <w:right w:w="28" w:type="dxa"/>
+          <w:top w:w="60" w:type="dxa"/>
+          <w:left w:w="60" w:type="dxa"/>
+          <w:bottom w:w="60" w:type="dxa"/>
+          <w:right w:w="60" w:type="dxa"/>
         </w:tblCellMar>
       </w:tblPr>
       <w:tblGrid>
-        <w:gridCol w:w="8630"/>
-        <w:gridCol w:w="1006"/>
-        <w:gridCol w:w="1703"/>
+        <w:gridCol w:w="8599"/>
+        <w:gridCol w:w="1041"/>
+        <w:gridCol w:w="1699"/>
       </w:tblGrid>
       <w:tr>
         <w:trPr>
@@ -2531,66 +3319,90 @@
         </w:trPr>
         <w:tc>
           <w:tcPr>
-            <w:tcW w:w="8630" w:type="dxa"/>
-            <w:tcBorders/>
+            <w:tcW w:w="8599" w:type="dxa"/>
+            <w:tcBorders>
+              <w:top w:val="single" w:sz="6" w:space="0" w:color="BFC7D5"/>
+              <w:left w:val="single" w:sz="6" w:space="0" w:color="BFC7D5"/>
+              <w:bottom w:val="single" w:sz="2" w:space="0" w:color="BFC7D5"/>
+              <w:right w:val="single" w:sz="6" w:space="0" w:color="BFC7D5"/>
+            </w:tcBorders>
+            <w:shd w:fill="1F3A5F" w:val="clear"/>
             <w:vAlign w:val="center"/>
           </w:tcPr>
           <w:p>
             <w:pPr>
               <w:pStyle w:val="TableHeading"/>
-              <w:suppressLineNumbers/>
-              <w:shd w:fill="1F3A5F" w:val="clear"/>
-              <w:bidi w:val="0"/>
-              <w:spacing w:before="0" w:after="283"/>
-              <w:jc w:val="center"/>
-              <w:rPr/>
-            </w:pPr>
-            <w:r>
-              <w:rPr/>
+              <w:bidi w:val="0"/>
+              <w:spacing w:before="0" w:after="283"/>
+              <w:jc w:val="left"/>
+              <w:rPr>
+                <w:color w:val="FFFFFF"/>
+              </w:rPr>
+            </w:pPr>
+            <w:r>
+              <w:rPr>
+                <w:color w:val="FFFFFF"/>
+              </w:rPr>
               <w:t>Item the person must be aware of</w:t>
             </w:r>
           </w:p>
         </w:tc>
         <w:tc>
           <w:tcPr>
-            <w:tcW w:w="1006" w:type="dxa"/>
-            <w:tcBorders/>
+            <w:tcW w:w="1041" w:type="dxa"/>
+            <w:tcBorders>
+              <w:top w:val="single" w:sz="6" w:space="0" w:color="BFC7D5"/>
+              <w:left w:val="single" w:sz="2" w:space="0" w:color="BFC7D5"/>
+              <w:bottom w:val="single" w:sz="2" w:space="0" w:color="BFC7D5"/>
+              <w:right w:val="single" w:sz="6" w:space="0" w:color="BFC7D5"/>
+            </w:tcBorders>
+            <w:shd w:fill="1F3A5F" w:val="clear"/>
             <w:vAlign w:val="center"/>
           </w:tcPr>
           <w:p>
             <w:pPr>
               <w:pStyle w:val="TableHeading"/>
-              <w:suppressLineNumbers/>
-              <w:shd w:fill="1F3A5F" w:val="clear"/>
-              <w:bidi w:val="0"/>
-              <w:spacing w:before="0" w:after="283"/>
-              <w:jc w:val="center"/>
-              <w:rPr/>
-            </w:pPr>
-            <w:r>
-              <w:rPr/>
+              <w:bidi w:val="0"/>
+              <w:spacing w:before="0" w:after="283"/>
+              <w:jc w:val="left"/>
+              <w:rPr>
+                <w:color w:val="FFFFFF"/>
+              </w:rPr>
+            </w:pPr>
+            <w:r>
+              <w:rPr>
+                <w:color w:val="FFFFFF"/>
+              </w:rPr>
               <w:t>Confirmed</w:t>
             </w:r>
           </w:p>
         </w:tc>
         <w:tc>
           <w:tcPr>
-            <w:tcW w:w="1703" w:type="dxa"/>
-            <w:tcBorders/>
+            <w:tcW w:w="1699" w:type="dxa"/>
+            <w:tcBorders>
+              <w:top w:val="single" w:sz="6" w:space="0" w:color="BFC7D5"/>
+              <w:left w:val="single" w:sz="2" w:space="0" w:color="BFC7D5"/>
+              <w:bottom w:val="single" w:sz="2" w:space="0" w:color="BFC7D5"/>
+              <w:right w:val="single" w:sz="6" w:space="0" w:color="BFC7D5"/>
+            </w:tcBorders>
+            <w:shd w:fill="1F3A5F" w:val="clear"/>
             <w:vAlign w:val="center"/>
           </w:tcPr>
           <w:p>
             <w:pPr>
               <w:pStyle w:val="TableHeading"/>
-              <w:suppressLineNumbers/>
-              <w:shd w:fill="1F3A5F" w:val="clear"/>
-              <w:bidi w:val="0"/>
-              <w:spacing w:before="0" w:after="283"/>
-              <w:jc w:val="center"/>
-              <w:rPr/>
-            </w:pPr>
-            <w:r>
-              <w:rPr/>
+              <w:bidi w:val="0"/>
+              <w:spacing w:before="0" w:after="283"/>
+              <w:jc w:val="left"/>
+              <w:rPr>
+                <w:color w:val="FFFFFF"/>
+              </w:rPr>
+            </w:pPr>
+            <w:r>
+              <w:rPr>
+                <w:color w:val="FFFFFF"/>
+              </w:rPr>
               <w:t>Date</w:t>
             </w:r>
           </w:p>
@@ -2600,8 +3412,12 @@
         <w:trPr/>
         <w:tc>
           <w:tcPr>
-            <w:tcW w:w="8630" w:type="dxa"/>
-            <w:tcBorders/>
+            <w:tcW w:w="8599" w:type="dxa"/>
+            <w:tcBorders>
+              <w:left w:val="single" w:sz="6" w:space="0" w:color="BFC7D5"/>
+              <w:bottom w:val="single" w:sz="2" w:space="0" w:color="BFC7D5"/>
+              <w:right w:val="single" w:sz="6" w:space="0" w:color="BFC7D5"/>
+            </w:tcBorders>
             <w:vAlign w:val="center"/>
           </w:tcPr>
           <w:p>
@@ -2630,8 +3446,12 @@
         </w:tc>
         <w:tc>
           <w:tcPr>
-            <w:tcW w:w="1006" w:type="dxa"/>
-            <w:tcBorders/>
+            <w:tcW w:w="1041" w:type="dxa"/>
+            <w:tcBorders>
+              <w:left w:val="single" w:sz="2" w:space="0" w:color="BFC7D5"/>
+              <w:bottom w:val="single" w:sz="2" w:space="0" w:color="BFC7D5"/>
+              <w:right w:val="single" w:sz="6" w:space="0" w:color="BFC7D5"/>
+            </w:tcBorders>
             <w:vAlign w:val="center"/>
           </w:tcPr>
           <w:p>
@@ -2650,8 +3470,12 @@
         </w:tc>
         <w:tc>
           <w:tcPr>
-            <w:tcW w:w="1703" w:type="dxa"/>
-            <w:tcBorders/>
+            <w:tcW w:w="1699" w:type="dxa"/>
+            <w:tcBorders>
+              <w:left w:val="single" w:sz="2" w:space="0" w:color="BFC7D5"/>
+              <w:bottom w:val="single" w:sz="2" w:space="0" w:color="BFC7D5"/>
+              <w:right w:val="single" w:sz="6" w:space="0" w:color="BFC7D5"/>
+            </w:tcBorders>
             <w:vAlign w:val="center"/>
           </w:tcPr>
           <w:p>
@@ -2675,8 +3499,12 @@
         <w:trPr/>
         <w:tc>
           <w:tcPr>
-            <w:tcW w:w="8630" w:type="dxa"/>
-            <w:tcBorders/>
+            <w:tcW w:w="8599" w:type="dxa"/>
+            <w:tcBorders>
+              <w:left w:val="single" w:sz="6" w:space="0" w:color="BFC7D5"/>
+              <w:bottom w:val="single" w:sz="2" w:space="0" w:color="BFC7D5"/>
+              <w:right w:val="single" w:sz="6" w:space="0" w:color="BFC7D5"/>
+            </w:tcBorders>
             <w:vAlign w:val="center"/>
           </w:tcPr>
           <w:p>
@@ -2705,8 +3533,12 @@
         </w:tc>
         <w:tc>
           <w:tcPr>
-            <w:tcW w:w="1006" w:type="dxa"/>
-            <w:tcBorders/>
+            <w:tcW w:w="1041" w:type="dxa"/>
+            <w:tcBorders>
+              <w:left w:val="single" w:sz="2" w:space="0" w:color="BFC7D5"/>
+              <w:bottom w:val="single" w:sz="2" w:space="0" w:color="BFC7D5"/>
+              <w:right w:val="single" w:sz="6" w:space="0" w:color="BFC7D5"/>
+            </w:tcBorders>
             <w:vAlign w:val="center"/>
           </w:tcPr>
           <w:p>
@@ -2725,8 +3557,12 @@
         </w:tc>
         <w:tc>
           <w:tcPr>
-            <w:tcW w:w="1703" w:type="dxa"/>
-            <w:tcBorders/>
+            <w:tcW w:w="1699" w:type="dxa"/>
+            <w:tcBorders>
+              <w:left w:val="single" w:sz="2" w:space="0" w:color="BFC7D5"/>
+              <w:bottom w:val="single" w:sz="2" w:space="0" w:color="BFC7D5"/>
+              <w:right w:val="single" w:sz="6" w:space="0" w:color="BFC7D5"/>
+            </w:tcBorders>
             <w:vAlign w:val="center"/>
           </w:tcPr>
           <w:p>
@@ -2750,8 +3586,12 @@
         <w:trPr/>
         <w:tc>
           <w:tcPr>
-            <w:tcW w:w="8630" w:type="dxa"/>
-            <w:tcBorders/>
+            <w:tcW w:w="8599" w:type="dxa"/>
+            <w:tcBorders>
+              <w:left w:val="single" w:sz="6" w:space="0" w:color="BFC7D5"/>
+              <w:bottom w:val="single" w:sz="2" w:space="0" w:color="BFC7D5"/>
+              <w:right w:val="single" w:sz="6" w:space="0" w:color="BFC7D5"/>
+            </w:tcBorders>
             <w:vAlign w:val="center"/>
           </w:tcPr>
           <w:p>
@@ -2770,8 +3610,12 @@
         </w:tc>
         <w:tc>
           <w:tcPr>
-            <w:tcW w:w="1006" w:type="dxa"/>
-            <w:tcBorders/>
+            <w:tcW w:w="1041" w:type="dxa"/>
+            <w:tcBorders>
+              <w:left w:val="single" w:sz="2" w:space="0" w:color="BFC7D5"/>
+              <w:bottom w:val="single" w:sz="2" w:space="0" w:color="BFC7D5"/>
+              <w:right w:val="single" w:sz="6" w:space="0" w:color="BFC7D5"/>
+            </w:tcBorders>
             <w:vAlign w:val="center"/>
           </w:tcPr>
           <w:p>
@@ -2790,8 +3634,12 @@
         </w:tc>
         <w:tc>
           <w:tcPr>
-            <w:tcW w:w="1703" w:type="dxa"/>
-            <w:tcBorders/>
+            <w:tcW w:w="1699" w:type="dxa"/>
+            <w:tcBorders>
+              <w:left w:val="single" w:sz="2" w:space="0" w:color="BFC7D5"/>
+              <w:bottom w:val="single" w:sz="2" w:space="0" w:color="BFC7D5"/>
+              <w:right w:val="single" w:sz="6" w:space="0" w:color="BFC7D5"/>
+            </w:tcBorders>
             <w:vAlign w:val="center"/>
           </w:tcPr>
           <w:p>
@@ -2815,8 +3663,12 @@
         <w:trPr/>
         <w:tc>
           <w:tcPr>
-            <w:tcW w:w="8630" w:type="dxa"/>
-            <w:tcBorders/>
+            <w:tcW w:w="8599" w:type="dxa"/>
+            <w:tcBorders>
+              <w:left w:val="single" w:sz="6" w:space="0" w:color="BFC7D5"/>
+              <w:bottom w:val="single" w:sz="2" w:space="0" w:color="BFC7D5"/>
+              <w:right w:val="single" w:sz="6" w:space="0" w:color="BFC7D5"/>
+            </w:tcBorders>
             <w:vAlign w:val="center"/>
           </w:tcPr>
           <w:p>
@@ -2835,8 +3687,12 @@
         </w:tc>
         <w:tc>
           <w:tcPr>
-            <w:tcW w:w="1006" w:type="dxa"/>
-            <w:tcBorders/>
+            <w:tcW w:w="1041" w:type="dxa"/>
+            <w:tcBorders>
+              <w:left w:val="single" w:sz="2" w:space="0" w:color="BFC7D5"/>
+              <w:bottom w:val="single" w:sz="2" w:space="0" w:color="BFC7D5"/>
+              <w:right w:val="single" w:sz="6" w:space="0" w:color="BFC7D5"/>
+            </w:tcBorders>
             <w:vAlign w:val="center"/>
           </w:tcPr>
           <w:p>
@@ -2855,8 +3711,12 @@
         </w:tc>
         <w:tc>
           <w:tcPr>
-            <w:tcW w:w="1703" w:type="dxa"/>
-            <w:tcBorders/>
+            <w:tcW w:w="1699" w:type="dxa"/>
+            <w:tcBorders>
+              <w:left w:val="single" w:sz="2" w:space="0" w:color="BFC7D5"/>
+              <w:bottom w:val="single" w:sz="2" w:space="0" w:color="BFC7D5"/>
+              <w:right w:val="single" w:sz="6" w:space="0" w:color="BFC7D5"/>
+            </w:tcBorders>
             <w:vAlign w:val="center"/>
           </w:tcPr>
           <w:p>
@@ -2880,8 +3740,12 @@
         <w:trPr/>
         <w:tc>
           <w:tcPr>
-            <w:tcW w:w="8630" w:type="dxa"/>
-            <w:tcBorders/>
+            <w:tcW w:w="8599" w:type="dxa"/>
+            <w:tcBorders>
+              <w:left w:val="single" w:sz="6" w:space="0" w:color="BFC7D5"/>
+              <w:bottom w:val="single" w:sz="6" w:space="0" w:color="BFC7D5"/>
+              <w:right w:val="single" w:sz="6" w:space="0" w:color="BFC7D5"/>
+            </w:tcBorders>
             <w:vAlign w:val="center"/>
           </w:tcPr>
           <w:p>
@@ -2910,8 +3774,12 @@
         </w:tc>
         <w:tc>
           <w:tcPr>
-            <w:tcW w:w="1006" w:type="dxa"/>
-            <w:tcBorders/>
+            <w:tcW w:w="1041" w:type="dxa"/>
+            <w:tcBorders>
+              <w:left w:val="single" w:sz="2" w:space="0" w:color="BFC7D5"/>
+              <w:bottom w:val="single" w:sz="6" w:space="0" w:color="BFC7D5"/>
+              <w:right w:val="single" w:sz="6" w:space="0" w:color="BFC7D5"/>
+            </w:tcBorders>
             <w:vAlign w:val="center"/>
           </w:tcPr>
           <w:p>
@@ -2930,8 +3798,12 @@
         </w:tc>
         <w:tc>
           <w:tcPr>
-            <w:tcW w:w="1703" w:type="dxa"/>
-            <w:tcBorders/>
+            <w:tcW w:w="1699" w:type="dxa"/>
+            <w:tcBorders>
+              <w:left w:val="single" w:sz="2" w:space="0" w:color="BFC7D5"/>
+              <w:bottom w:val="single" w:sz="6" w:space="0" w:color="BFC7D5"/>
+              <w:right w:val="single" w:sz="6" w:space="0" w:color="BFC7D5"/>
+            </w:tcBorders>
             <w:vAlign w:val="center"/>
           </w:tcPr>
           <w:p>
@@ -2966,22 +3838,22 @@
     </w:p>
     <w:tbl>
       <w:tblPr>
-        <w:tblW w:w="7684" w:type="dxa"/>
+        <w:tblW w:w="5000" w:type="pct"/>
         <w:jc w:val="left"/>
-        <w:tblInd w:w="0" w:type="dxa"/>
+        <w:tblInd w:w="-7" w:type="dxa"/>
         <w:tblLayout w:type="fixed"/>
         <w:tblCellMar>
-          <w:top w:w="28" w:type="dxa"/>
-          <w:left w:w="28" w:type="dxa"/>
-          <w:bottom w:w="28" w:type="dxa"/>
-          <w:right w:w="28" w:type="dxa"/>
+          <w:top w:w="60" w:type="dxa"/>
+          <w:left w:w="60" w:type="dxa"/>
+          <w:bottom w:w="60" w:type="dxa"/>
+          <w:right w:w="60" w:type="dxa"/>
         </w:tblCellMar>
       </w:tblPr>
       <w:tblGrid>
-        <w:gridCol w:w="211"/>
-        <w:gridCol w:w="2626"/>
-        <w:gridCol w:w="2626"/>
-        <w:gridCol w:w="2221"/>
+        <w:gridCol w:w="356"/>
+        <w:gridCol w:w="3872"/>
+        <w:gridCol w:w="3871"/>
+        <w:gridCol w:w="3239"/>
       </w:tblGrid>
       <w:tr>
         <w:trPr>
@@ -2989,88 +3861,120 @@
         </w:trPr>
         <w:tc>
           <w:tcPr>
-            <w:tcW w:w="211" w:type="dxa"/>
-            <w:tcBorders/>
+            <w:tcW w:w="356" w:type="dxa"/>
+            <w:tcBorders>
+              <w:top w:val="single" w:sz="6" w:space="0" w:color="BFC7D5"/>
+              <w:left w:val="single" w:sz="6" w:space="0" w:color="BFC7D5"/>
+              <w:bottom w:val="single" w:sz="2" w:space="0" w:color="BFC7D5"/>
+              <w:right w:val="single" w:sz="6" w:space="0" w:color="BFC7D5"/>
+            </w:tcBorders>
+            <w:shd w:fill="1F3A5F" w:val="clear"/>
             <w:vAlign w:val="center"/>
           </w:tcPr>
           <w:p>
             <w:pPr>
               <w:pStyle w:val="TableHeading"/>
-              <w:suppressLineNumbers/>
-              <w:shd w:fill="1F3A5F" w:val="clear"/>
-              <w:bidi w:val="0"/>
-              <w:spacing w:before="0" w:after="283"/>
-              <w:jc w:val="center"/>
-              <w:rPr/>
-            </w:pPr>
-            <w:r>
-              <w:rPr/>
+              <w:bidi w:val="0"/>
+              <w:spacing w:before="0" w:after="283"/>
+              <w:jc w:val="left"/>
+              <w:rPr>
+                <w:color w:val="FFFFFF"/>
+              </w:rPr>
+            </w:pPr>
+            <w:r>
+              <w:rPr>
+                <w:color w:val="FFFFFF"/>
+              </w:rPr>
               <w:t>#</w:t>
             </w:r>
           </w:p>
         </w:tc>
         <w:tc>
           <w:tcPr>
-            <w:tcW w:w="2626" w:type="dxa"/>
-            <w:tcBorders/>
+            <w:tcW w:w="3872" w:type="dxa"/>
+            <w:tcBorders>
+              <w:top w:val="single" w:sz="6" w:space="0" w:color="BFC7D5"/>
+              <w:left w:val="single" w:sz="2" w:space="0" w:color="BFC7D5"/>
+              <w:bottom w:val="single" w:sz="2" w:space="0" w:color="BFC7D5"/>
+              <w:right w:val="single" w:sz="6" w:space="0" w:color="BFC7D5"/>
+            </w:tcBorders>
+            <w:shd w:fill="1F3A5F" w:val="clear"/>
             <w:vAlign w:val="center"/>
           </w:tcPr>
           <w:p>
             <w:pPr>
               <w:pStyle w:val="TableHeading"/>
-              <w:suppressLineNumbers/>
-              <w:shd w:fill="1F3A5F" w:val="clear"/>
-              <w:bidi w:val="0"/>
-              <w:spacing w:before="0" w:after="283"/>
-              <w:jc w:val="center"/>
-              <w:rPr/>
-            </w:pPr>
-            <w:r>
-              <w:rPr/>
+              <w:bidi w:val="0"/>
+              <w:spacing w:before="0" w:after="283"/>
+              <w:jc w:val="left"/>
+              <w:rPr>
+                <w:color w:val="FFFFFF"/>
+              </w:rPr>
+            </w:pPr>
+            <w:r>
+              <w:rPr>
+                <w:color w:val="FFFFFF"/>
+              </w:rPr>
               <w:t>Competence gap</w:t>
             </w:r>
           </w:p>
         </w:tc>
         <w:tc>
           <w:tcPr>
-            <w:tcW w:w="2626" w:type="dxa"/>
-            <w:tcBorders/>
+            <w:tcW w:w="3871" w:type="dxa"/>
+            <w:tcBorders>
+              <w:top w:val="single" w:sz="6" w:space="0" w:color="BFC7D5"/>
+              <w:left w:val="single" w:sz="2" w:space="0" w:color="BFC7D5"/>
+              <w:bottom w:val="single" w:sz="2" w:space="0" w:color="BFC7D5"/>
+              <w:right w:val="single" w:sz="6" w:space="0" w:color="BFC7D5"/>
+            </w:tcBorders>
+            <w:shd w:fill="1F3A5F" w:val="clear"/>
             <w:vAlign w:val="center"/>
           </w:tcPr>
           <w:p>
             <w:pPr>
               <w:pStyle w:val="TableHeading"/>
-              <w:suppressLineNumbers/>
-              <w:shd w:fill="1F3A5F" w:val="clear"/>
-              <w:bidi w:val="0"/>
-              <w:spacing w:before="0" w:after="283"/>
-              <w:jc w:val="center"/>
-              <w:rPr/>
-            </w:pPr>
-            <w:r>
-              <w:rPr/>
+              <w:bidi w:val="0"/>
+              <w:spacing w:before="0" w:after="283"/>
+              <w:jc w:val="left"/>
+              <w:rPr>
+                <w:color w:val="FFFFFF"/>
+              </w:rPr>
+            </w:pPr>
+            <w:r>
+              <w:rPr>
+                <w:color w:val="FFFFFF"/>
+              </w:rPr>
               <w:t>Consequence if not closed</w:t>
             </w:r>
           </w:p>
         </w:tc>
         <w:tc>
           <w:tcPr>
-            <w:tcW w:w="2221" w:type="dxa"/>
-            <w:tcBorders/>
+            <w:tcW w:w="3239" w:type="dxa"/>
+            <w:tcBorders>
+              <w:top w:val="single" w:sz="6" w:space="0" w:color="BFC7D5"/>
+              <w:left w:val="single" w:sz="2" w:space="0" w:color="BFC7D5"/>
+              <w:bottom w:val="single" w:sz="2" w:space="0" w:color="BFC7D5"/>
+              <w:right w:val="single" w:sz="6" w:space="0" w:color="BFC7D5"/>
+            </w:tcBorders>
+            <w:shd w:fill="1F3A5F" w:val="clear"/>
             <w:vAlign w:val="center"/>
           </w:tcPr>
           <w:p>
             <w:pPr>
               <w:pStyle w:val="TableHeading"/>
-              <w:suppressLineNumbers/>
-              <w:shd w:fill="1F3A5F" w:val="clear"/>
-              <w:bidi w:val="0"/>
-              <w:spacing w:before="0" w:after="283"/>
-              <w:jc w:val="center"/>
-              <w:rPr/>
-            </w:pPr>
-            <w:r>
-              <w:rPr/>
+              <w:bidi w:val="0"/>
+              <w:spacing w:before="0" w:after="283"/>
+              <w:jc w:val="left"/>
+              <w:rPr>
+                <w:color w:val="FFFFFF"/>
+              </w:rPr>
+            </w:pPr>
+            <w:r>
+              <w:rPr>
+                <w:color w:val="FFFFFF"/>
+              </w:rPr>
               <w:t>Severity</w:t>
             </w:r>
           </w:p>
@@ -3080,8 +3984,12 @@
         <w:trPr/>
         <w:tc>
           <w:tcPr>
-            <w:tcW w:w="211" w:type="dxa"/>
-            <w:tcBorders/>
+            <w:tcW w:w="356" w:type="dxa"/>
+            <w:tcBorders>
+              <w:left w:val="single" w:sz="6" w:space="0" w:color="BFC7D5"/>
+              <w:bottom w:val="single" w:sz="2" w:space="0" w:color="BFC7D5"/>
+              <w:right w:val="single" w:sz="6" w:space="0" w:color="BFC7D5"/>
+            </w:tcBorders>
             <w:vAlign w:val="center"/>
           </w:tcPr>
           <w:p>
@@ -3100,8 +4008,12 @@
         </w:tc>
         <w:tc>
           <w:tcPr>
-            <w:tcW w:w="2626" w:type="dxa"/>
-            <w:tcBorders/>
+            <w:tcW w:w="3872" w:type="dxa"/>
+            <w:tcBorders>
+              <w:left w:val="single" w:sz="2" w:space="0" w:color="BFC7D5"/>
+              <w:bottom w:val="single" w:sz="2" w:space="0" w:color="BFC7D5"/>
+              <w:right w:val="single" w:sz="6" w:space="0" w:color="BFC7D5"/>
+            </w:tcBorders>
             <w:vAlign w:val="center"/>
           </w:tcPr>
           <w:p>
@@ -3122,8 +4034,12 @@
         </w:tc>
         <w:tc>
           <w:tcPr>
-            <w:tcW w:w="2626" w:type="dxa"/>
-            <w:tcBorders/>
+            <w:tcW w:w="3871" w:type="dxa"/>
+            <w:tcBorders>
+              <w:left w:val="single" w:sz="2" w:space="0" w:color="BFC7D5"/>
+              <w:bottom w:val="single" w:sz="2" w:space="0" w:color="BFC7D5"/>
+              <w:right w:val="single" w:sz="6" w:space="0" w:color="BFC7D5"/>
+            </w:tcBorders>
             <w:vAlign w:val="center"/>
           </w:tcPr>
           <w:p>
@@ -3144,8 +4060,12 @@
         </w:tc>
         <w:tc>
           <w:tcPr>
-            <w:tcW w:w="2221" w:type="dxa"/>
-            <w:tcBorders/>
+            <w:tcW w:w="3239" w:type="dxa"/>
+            <w:tcBorders>
+              <w:left w:val="single" w:sz="2" w:space="0" w:color="BFC7D5"/>
+              <w:bottom w:val="single" w:sz="2" w:space="0" w:color="BFC7D5"/>
+              <w:right w:val="single" w:sz="6" w:space="0" w:color="BFC7D5"/>
+            </w:tcBorders>
             <w:vAlign w:val="center"/>
           </w:tcPr>
           <w:p>
@@ -3171,8 +4091,12 @@
         <w:trPr/>
         <w:tc>
           <w:tcPr>
-            <w:tcW w:w="211" w:type="dxa"/>
-            <w:tcBorders/>
+            <w:tcW w:w="356" w:type="dxa"/>
+            <w:tcBorders>
+              <w:left w:val="single" w:sz="6" w:space="0" w:color="BFC7D5"/>
+              <w:bottom w:val="single" w:sz="6" w:space="0" w:color="BFC7D5"/>
+              <w:right w:val="single" w:sz="6" w:space="0" w:color="BFC7D5"/>
+            </w:tcBorders>
             <w:vAlign w:val="center"/>
           </w:tcPr>
           <w:p>
@@ -3191,8 +4115,12 @@
         </w:tc>
         <w:tc>
           <w:tcPr>
-            <w:tcW w:w="2626" w:type="dxa"/>
-            <w:tcBorders/>
+            <w:tcW w:w="3872" w:type="dxa"/>
+            <w:tcBorders>
+              <w:left w:val="single" w:sz="2" w:space="0" w:color="BFC7D5"/>
+              <w:bottom w:val="single" w:sz="6" w:space="0" w:color="BFC7D5"/>
+              <w:right w:val="single" w:sz="6" w:space="0" w:color="BFC7D5"/>
+            </w:tcBorders>
             <w:vAlign w:val="center"/>
           </w:tcPr>
           <w:p>
@@ -3213,8 +4141,12 @@
         </w:tc>
         <w:tc>
           <w:tcPr>
-            <w:tcW w:w="2626" w:type="dxa"/>
-            <w:tcBorders/>
+            <w:tcW w:w="3871" w:type="dxa"/>
+            <w:tcBorders>
+              <w:left w:val="single" w:sz="2" w:space="0" w:color="BFC7D5"/>
+              <w:bottom w:val="single" w:sz="6" w:space="0" w:color="BFC7D5"/>
+              <w:right w:val="single" w:sz="6" w:space="0" w:color="BFC7D5"/>
+            </w:tcBorders>
             <w:vAlign w:val="center"/>
           </w:tcPr>
           <w:p>
@@ -3235,8 +4167,12 @@
         </w:tc>
         <w:tc>
           <w:tcPr>
-            <w:tcW w:w="2221" w:type="dxa"/>
-            <w:tcBorders/>
+            <w:tcW w:w="3239" w:type="dxa"/>
+            <w:tcBorders>
+              <w:left w:val="single" w:sz="2" w:space="0" w:color="BFC7D5"/>
+              <w:bottom w:val="single" w:sz="6" w:space="0" w:color="BFC7D5"/>
+              <w:right w:val="single" w:sz="6" w:space="0" w:color="BFC7D5"/>
+            </w:tcBorders>
             <w:vAlign w:val="center"/>
           </w:tcPr>
           <w:p>
@@ -3273,24 +4209,24 @@
     </w:p>
     <w:tbl>
       <w:tblPr>
-        <w:tblW w:w="11339" w:type="dxa"/>
+        <w:tblW w:w="5000" w:type="pct"/>
         <w:jc w:val="left"/>
-        <w:tblInd w:w="0" w:type="dxa"/>
+        <w:tblInd w:w="-7" w:type="dxa"/>
         <w:tblLayout w:type="fixed"/>
         <w:tblCellMar>
-          <w:top w:w="28" w:type="dxa"/>
-          <w:left w:w="28" w:type="dxa"/>
-          <w:bottom w:w="28" w:type="dxa"/>
-          <w:right w:w="28" w:type="dxa"/>
+          <w:top w:w="60" w:type="dxa"/>
+          <w:left w:w="60" w:type="dxa"/>
+          <w:bottom w:w="60" w:type="dxa"/>
+          <w:right w:w="60" w:type="dxa"/>
         </w:tblCellMar>
       </w:tblPr>
       <w:tblGrid>
-        <w:gridCol w:w="211"/>
+        <w:gridCol w:w="244"/>
         <w:gridCol w:w="2049"/>
-        <w:gridCol w:w="5331"/>
-        <w:gridCol w:w="1115"/>
-        <w:gridCol w:w="1670"/>
-        <w:gridCol w:w="963"/>
+        <w:gridCol w:w="5258"/>
+        <w:gridCol w:w="1140"/>
+        <w:gridCol w:w="1679"/>
+        <w:gridCol w:w="969"/>
       </w:tblGrid>
       <w:tr>
         <w:trPr>
@@ -3298,22 +4234,30 @@
         </w:trPr>
         <w:tc>
           <w:tcPr>
-            <w:tcW w:w="211" w:type="dxa"/>
-            <w:tcBorders/>
+            <w:tcW w:w="244" w:type="dxa"/>
+            <w:tcBorders>
+              <w:top w:val="single" w:sz="6" w:space="0" w:color="BFC7D5"/>
+              <w:left w:val="single" w:sz="6" w:space="0" w:color="BFC7D5"/>
+              <w:bottom w:val="single" w:sz="2" w:space="0" w:color="BFC7D5"/>
+              <w:right w:val="single" w:sz="6" w:space="0" w:color="BFC7D5"/>
+            </w:tcBorders>
+            <w:shd w:fill="1F3A5F" w:val="clear"/>
             <w:vAlign w:val="center"/>
           </w:tcPr>
           <w:p>
             <w:pPr>
               <w:pStyle w:val="TableHeading"/>
-              <w:suppressLineNumbers/>
-              <w:shd w:fill="1F3A5F" w:val="clear"/>
-              <w:bidi w:val="0"/>
-              <w:spacing w:before="0" w:after="283"/>
-              <w:jc w:val="center"/>
-              <w:rPr/>
-            </w:pPr>
-            <w:r>
-              <w:rPr/>
+              <w:bidi w:val="0"/>
+              <w:spacing w:before="0" w:after="283"/>
+              <w:jc w:val="left"/>
+              <w:rPr>
+                <w:color w:val="FFFFFF"/>
+              </w:rPr>
+            </w:pPr>
+            <w:r>
+              <w:rPr>
+                <w:color w:val="FFFFFF"/>
+              </w:rPr>
               <w:t>#</w:t>
             </w:r>
           </w:p>
@@ -3321,109 +4265,149 @@
         <w:tc>
           <w:tcPr>
             <w:tcW w:w="2049" w:type="dxa"/>
-            <w:tcBorders/>
+            <w:tcBorders>
+              <w:top w:val="single" w:sz="6" w:space="0" w:color="BFC7D5"/>
+              <w:left w:val="single" w:sz="2" w:space="0" w:color="BFC7D5"/>
+              <w:bottom w:val="single" w:sz="2" w:space="0" w:color="BFC7D5"/>
+              <w:right w:val="single" w:sz="6" w:space="0" w:color="BFC7D5"/>
+            </w:tcBorders>
+            <w:shd w:fill="1F3A5F" w:val="clear"/>
             <w:vAlign w:val="center"/>
           </w:tcPr>
           <w:p>
             <w:pPr>
               <w:pStyle w:val="TableHeading"/>
-              <w:suppressLineNumbers/>
-              <w:shd w:fill="1F3A5F" w:val="clear"/>
-              <w:bidi w:val="0"/>
-              <w:spacing w:before="0" w:after="283"/>
-              <w:jc w:val="center"/>
-              <w:rPr/>
-            </w:pPr>
-            <w:r>
-              <w:rPr/>
+              <w:bidi w:val="0"/>
+              <w:spacing w:before="0" w:after="283"/>
+              <w:jc w:val="left"/>
+              <w:rPr>
+                <w:color w:val="FFFFFF"/>
+              </w:rPr>
+            </w:pPr>
+            <w:r>
+              <w:rPr>
+                <w:color w:val="FFFFFF"/>
+              </w:rPr>
               <w:t>Action</w:t>
             </w:r>
           </w:p>
         </w:tc>
         <w:tc>
           <w:tcPr>
-            <w:tcW w:w="5331" w:type="dxa"/>
-            <w:tcBorders/>
+            <w:tcW w:w="5258" w:type="dxa"/>
+            <w:tcBorders>
+              <w:top w:val="single" w:sz="6" w:space="0" w:color="BFC7D5"/>
+              <w:left w:val="single" w:sz="2" w:space="0" w:color="BFC7D5"/>
+              <w:bottom w:val="single" w:sz="2" w:space="0" w:color="BFC7D5"/>
+              <w:right w:val="single" w:sz="6" w:space="0" w:color="BFC7D5"/>
+            </w:tcBorders>
+            <w:shd w:fill="1F3A5F" w:val="clear"/>
             <w:vAlign w:val="center"/>
           </w:tcPr>
           <w:p>
             <w:pPr>
               <w:pStyle w:val="TableHeading"/>
-              <w:suppressLineNumbers/>
-              <w:shd w:fill="1F3A5F" w:val="clear"/>
-              <w:bidi w:val="0"/>
-              <w:spacing w:before="0" w:after="283"/>
-              <w:jc w:val="center"/>
-              <w:rPr/>
-            </w:pPr>
-            <w:r>
-              <w:rPr/>
+              <w:bidi w:val="0"/>
+              <w:spacing w:before="0" w:after="283"/>
+              <w:jc w:val="left"/>
+              <w:rPr>
+                <w:color w:val="FFFFFF"/>
+              </w:rPr>
+            </w:pPr>
+            <w:r>
+              <w:rPr>
+                <w:color w:val="FFFFFF"/>
+              </w:rPr>
               <w:t>Type</w:t>
             </w:r>
           </w:p>
         </w:tc>
         <w:tc>
           <w:tcPr>
-            <w:tcW w:w="1115" w:type="dxa"/>
-            <w:tcBorders/>
+            <w:tcW w:w="1140" w:type="dxa"/>
+            <w:tcBorders>
+              <w:top w:val="single" w:sz="6" w:space="0" w:color="BFC7D5"/>
+              <w:left w:val="single" w:sz="2" w:space="0" w:color="BFC7D5"/>
+              <w:bottom w:val="single" w:sz="2" w:space="0" w:color="BFC7D5"/>
+              <w:right w:val="single" w:sz="6" w:space="0" w:color="BFC7D5"/>
+            </w:tcBorders>
+            <w:shd w:fill="1F3A5F" w:val="clear"/>
             <w:vAlign w:val="center"/>
           </w:tcPr>
           <w:p>
             <w:pPr>
               <w:pStyle w:val="TableHeading"/>
-              <w:suppressLineNumbers/>
-              <w:shd w:fill="1F3A5F" w:val="clear"/>
-              <w:bidi w:val="0"/>
-              <w:spacing w:before="0" w:after="283"/>
-              <w:jc w:val="center"/>
-              <w:rPr/>
-            </w:pPr>
-            <w:r>
-              <w:rPr/>
+              <w:bidi w:val="0"/>
+              <w:spacing w:before="0" w:after="283"/>
+              <w:jc w:val="left"/>
+              <w:rPr>
+                <w:color w:val="FFFFFF"/>
+              </w:rPr>
+            </w:pPr>
+            <w:r>
+              <w:rPr>
+                <w:color w:val="FFFFFF"/>
+              </w:rPr>
               <w:t>Owning role</w:t>
             </w:r>
           </w:p>
         </w:tc>
         <w:tc>
           <w:tcPr>
-            <w:tcW w:w="1670" w:type="dxa"/>
-            <w:tcBorders/>
+            <w:tcW w:w="1679" w:type="dxa"/>
+            <w:tcBorders>
+              <w:top w:val="single" w:sz="6" w:space="0" w:color="BFC7D5"/>
+              <w:left w:val="single" w:sz="2" w:space="0" w:color="BFC7D5"/>
+              <w:bottom w:val="single" w:sz="2" w:space="0" w:color="BFC7D5"/>
+              <w:right w:val="single" w:sz="6" w:space="0" w:color="BFC7D5"/>
+            </w:tcBorders>
+            <w:shd w:fill="1F3A5F" w:val="clear"/>
             <w:vAlign w:val="center"/>
           </w:tcPr>
           <w:p>
             <w:pPr>
               <w:pStyle w:val="TableHeading"/>
-              <w:suppressLineNumbers/>
-              <w:shd w:fill="1F3A5F" w:val="clear"/>
-              <w:bidi w:val="0"/>
-              <w:spacing w:before="0" w:after="283"/>
-              <w:jc w:val="center"/>
-              <w:rPr/>
-            </w:pPr>
-            <w:r>
-              <w:rPr/>
+              <w:bidi w:val="0"/>
+              <w:spacing w:before="0" w:after="283"/>
+              <w:jc w:val="left"/>
+              <w:rPr>
+                <w:color w:val="FFFFFF"/>
+              </w:rPr>
+            </w:pPr>
+            <w:r>
+              <w:rPr>
+                <w:color w:val="FFFFFF"/>
+              </w:rPr>
               <w:t>Target date</w:t>
             </w:r>
           </w:p>
         </w:tc>
         <w:tc>
           <w:tcPr>
-            <w:tcW w:w="963" w:type="dxa"/>
-            <w:tcBorders/>
+            <w:tcW w:w="969" w:type="dxa"/>
+            <w:tcBorders>
+              <w:top w:val="single" w:sz="6" w:space="0" w:color="BFC7D5"/>
+              <w:left w:val="single" w:sz="2" w:space="0" w:color="BFC7D5"/>
+              <w:bottom w:val="single" w:sz="2" w:space="0" w:color="BFC7D5"/>
+              <w:right w:val="single" w:sz="6" w:space="0" w:color="BFC7D5"/>
+            </w:tcBorders>
+            <w:shd w:fill="1F3A5F" w:val="clear"/>
             <w:vAlign w:val="center"/>
           </w:tcPr>
           <w:p>
             <w:pPr>
               <w:pStyle w:val="TableHeading"/>
-              <w:suppressLineNumbers/>
-              <w:shd w:fill="1F3A5F" w:val="clear"/>
-              <w:bidi w:val="0"/>
-              <w:spacing w:before="0" w:after="283"/>
-              <w:jc w:val="center"/>
-              <w:rPr/>
-            </w:pPr>
-            <w:r>
-              <w:rPr/>
+              <w:bidi w:val="0"/>
+              <w:spacing w:before="0" w:after="283"/>
+              <w:jc w:val="left"/>
+              <w:rPr>
+                <w:color w:val="FFFFFF"/>
+              </w:rPr>
+            </w:pPr>
+            <w:r>
+              <w:rPr>
+                <w:color w:val="FFFFFF"/>
+              </w:rPr>
               <w:t>Complete</w:t>
             </w:r>
           </w:p>
@@ -3433,8 +4417,12 @@
         <w:trPr/>
         <w:tc>
           <w:tcPr>
-            <w:tcW w:w="211" w:type="dxa"/>
-            <w:tcBorders/>
+            <w:tcW w:w="244" w:type="dxa"/>
+            <w:tcBorders>
+              <w:left w:val="single" w:sz="6" w:space="0" w:color="BFC7D5"/>
+              <w:bottom w:val="single" w:sz="2" w:space="0" w:color="BFC7D5"/>
+              <w:right w:val="single" w:sz="6" w:space="0" w:color="BFC7D5"/>
+            </w:tcBorders>
             <w:vAlign w:val="center"/>
           </w:tcPr>
           <w:p>
@@ -3454,7 +4442,11 @@
         <w:tc>
           <w:tcPr>
             <w:tcW w:w="2049" w:type="dxa"/>
-            <w:tcBorders/>
+            <w:tcBorders>
+              <w:left w:val="single" w:sz="2" w:space="0" w:color="BFC7D5"/>
+              <w:bottom w:val="single" w:sz="2" w:space="0" w:color="BFC7D5"/>
+              <w:right w:val="single" w:sz="6" w:space="0" w:color="BFC7D5"/>
+            </w:tcBorders>
             <w:vAlign w:val="center"/>
           </w:tcPr>
           <w:p>
@@ -3475,8 +4467,12 @@
         </w:tc>
         <w:tc>
           <w:tcPr>
-            <w:tcW w:w="5331" w:type="dxa"/>
-            <w:tcBorders/>
+            <w:tcW w:w="5258" w:type="dxa"/>
+            <w:tcBorders>
+              <w:left w:val="single" w:sz="2" w:space="0" w:color="BFC7D5"/>
+              <w:bottom w:val="single" w:sz="2" w:space="0" w:color="BFC7D5"/>
+              <w:right w:val="single" w:sz="6" w:space="0" w:color="BFC7D5"/>
+            </w:tcBorders>
             <w:vAlign w:val="center"/>
           </w:tcPr>
           <w:p>
@@ -3499,8 +4495,12 @@
         </w:tc>
         <w:tc>
           <w:tcPr>
-            <w:tcW w:w="1115" w:type="dxa"/>
-            <w:tcBorders/>
+            <w:tcW w:w="1140" w:type="dxa"/>
+            <w:tcBorders>
+              <w:left w:val="single" w:sz="2" w:space="0" w:color="BFC7D5"/>
+              <w:bottom w:val="single" w:sz="2" w:space="0" w:color="BFC7D5"/>
+              <w:right w:val="single" w:sz="6" w:space="0" w:color="BFC7D5"/>
+            </w:tcBorders>
             <w:vAlign w:val="center"/>
           </w:tcPr>
           <w:p>
@@ -3521,8 +4521,12 @@
         </w:tc>
         <w:tc>
           <w:tcPr>
-            <w:tcW w:w="1670" w:type="dxa"/>
-            <w:tcBorders/>
+            <w:tcW w:w="1679" w:type="dxa"/>
+            <w:tcBorders>
+              <w:left w:val="single" w:sz="2" w:space="0" w:color="BFC7D5"/>
+              <w:bottom w:val="single" w:sz="2" w:space="0" w:color="BFC7D5"/>
+              <w:right w:val="single" w:sz="6" w:space="0" w:color="BFC7D5"/>
+            </w:tcBorders>
             <w:vAlign w:val="center"/>
           </w:tcPr>
           <w:p>
@@ -3543,8 +4547,12 @@
         </w:tc>
         <w:tc>
           <w:tcPr>
-            <w:tcW w:w="963" w:type="dxa"/>
-            <w:tcBorders/>
+            <w:tcW w:w="969" w:type="dxa"/>
+            <w:tcBorders>
+              <w:left w:val="single" w:sz="2" w:space="0" w:color="BFC7D5"/>
+              <w:bottom w:val="single" w:sz="2" w:space="0" w:color="BFC7D5"/>
+              <w:right w:val="single" w:sz="6" w:space="0" w:color="BFC7D5"/>
+            </w:tcBorders>
             <w:vAlign w:val="center"/>
           </w:tcPr>
           <w:p>
@@ -3566,8 +4574,12 @@
         <w:trPr/>
         <w:tc>
           <w:tcPr>
-            <w:tcW w:w="211" w:type="dxa"/>
-            <w:tcBorders/>
+            <w:tcW w:w="244" w:type="dxa"/>
+            <w:tcBorders>
+              <w:left w:val="single" w:sz="6" w:space="0" w:color="BFC7D5"/>
+              <w:bottom w:val="single" w:sz="6" w:space="0" w:color="BFC7D5"/>
+              <w:right w:val="single" w:sz="6" w:space="0" w:color="BFC7D5"/>
+            </w:tcBorders>
             <w:vAlign w:val="center"/>
           </w:tcPr>
           <w:p>
@@ -3587,7 +4599,11 @@
         <w:tc>
           <w:tcPr>
             <w:tcW w:w="2049" w:type="dxa"/>
-            <w:tcBorders/>
+            <w:tcBorders>
+              <w:left w:val="single" w:sz="2" w:space="0" w:color="BFC7D5"/>
+              <w:bottom w:val="single" w:sz="6" w:space="0" w:color="BFC7D5"/>
+              <w:right w:val="single" w:sz="6" w:space="0" w:color="BFC7D5"/>
+            </w:tcBorders>
             <w:vAlign w:val="center"/>
           </w:tcPr>
           <w:p>
@@ -3608,8 +4624,12 @@
         </w:tc>
         <w:tc>
           <w:tcPr>
-            <w:tcW w:w="5331" w:type="dxa"/>
-            <w:tcBorders/>
+            <w:tcW w:w="5258" w:type="dxa"/>
+            <w:tcBorders>
+              <w:left w:val="single" w:sz="2" w:space="0" w:color="BFC7D5"/>
+              <w:bottom w:val="single" w:sz="6" w:space="0" w:color="BFC7D5"/>
+              <w:right w:val="single" w:sz="6" w:space="0" w:color="BFC7D5"/>
+            </w:tcBorders>
             <w:vAlign w:val="center"/>
           </w:tcPr>
           <w:p>
@@ -3632,8 +4652,12 @@
         </w:tc>
         <w:tc>
           <w:tcPr>
-            <w:tcW w:w="1115" w:type="dxa"/>
-            <w:tcBorders/>
+            <w:tcW w:w="1140" w:type="dxa"/>
+            <w:tcBorders>
+              <w:left w:val="single" w:sz="2" w:space="0" w:color="BFC7D5"/>
+              <w:bottom w:val="single" w:sz="6" w:space="0" w:color="BFC7D5"/>
+              <w:right w:val="single" w:sz="6" w:space="0" w:color="BFC7D5"/>
+            </w:tcBorders>
             <w:vAlign w:val="center"/>
           </w:tcPr>
           <w:p>
@@ -3654,8 +4678,12 @@
         </w:tc>
         <w:tc>
           <w:tcPr>
-            <w:tcW w:w="1670" w:type="dxa"/>
-            <w:tcBorders/>
+            <w:tcW w:w="1679" w:type="dxa"/>
+            <w:tcBorders>
+              <w:left w:val="single" w:sz="2" w:space="0" w:color="BFC7D5"/>
+              <w:bottom w:val="single" w:sz="6" w:space="0" w:color="BFC7D5"/>
+              <w:right w:val="single" w:sz="6" w:space="0" w:color="BFC7D5"/>
+            </w:tcBorders>
             <w:vAlign w:val="center"/>
           </w:tcPr>
           <w:p>
@@ -3676,8 +4704,12 @@
         </w:tc>
         <w:tc>
           <w:tcPr>
-            <w:tcW w:w="963" w:type="dxa"/>
-            <w:tcBorders/>
+            <w:tcW w:w="969" w:type="dxa"/>
+            <w:tcBorders>
+              <w:left w:val="single" w:sz="2" w:space="0" w:color="BFC7D5"/>
+              <w:bottom w:val="single" w:sz="6" w:space="0" w:color="BFC7D5"/>
+              <w:right w:val="single" w:sz="6" w:space="0" w:color="BFC7D5"/>
+            </w:tcBorders>
             <w:vAlign w:val="center"/>
           </w:tcPr>
           <w:p>
@@ -3710,20 +4742,20 @@
     </w:p>
     <w:tbl>
       <w:tblPr>
-        <w:tblW w:w="11339" w:type="dxa"/>
+        <w:tblW w:w="5000" w:type="pct"/>
         <w:jc w:val="left"/>
-        <w:tblInd w:w="0" w:type="dxa"/>
+        <w:tblInd w:w="-7" w:type="dxa"/>
         <w:tblLayout w:type="fixed"/>
         <w:tblCellMar>
-          <w:top w:w="28" w:type="dxa"/>
-          <w:left w:w="28" w:type="dxa"/>
-          <w:bottom w:w="28" w:type="dxa"/>
-          <w:right w:w="28" w:type="dxa"/>
+          <w:top w:w="60" w:type="dxa"/>
+          <w:left w:w="60" w:type="dxa"/>
+          <w:bottom w:w="60" w:type="dxa"/>
+          <w:right w:w="60" w:type="dxa"/>
         </w:tblCellMar>
       </w:tblPr>
       <w:tblGrid>
-        <w:gridCol w:w="7018"/>
-        <w:gridCol w:w="4321"/>
+        <w:gridCol w:w="7027"/>
+        <w:gridCol w:w="4312"/>
       </w:tblGrid>
       <w:tr>
         <w:trPr>
@@ -3731,44 +4763,60 @@
         </w:trPr>
         <w:tc>
           <w:tcPr>
-            <w:tcW w:w="7018" w:type="dxa"/>
-            <w:tcBorders/>
+            <w:tcW w:w="7027" w:type="dxa"/>
+            <w:tcBorders>
+              <w:top w:val="single" w:sz="6" w:space="0" w:color="BFC7D5"/>
+              <w:left w:val="single" w:sz="6" w:space="0" w:color="BFC7D5"/>
+              <w:bottom w:val="single" w:sz="2" w:space="0" w:color="BFC7D5"/>
+              <w:right w:val="single" w:sz="6" w:space="0" w:color="BFC7D5"/>
+            </w:tcBorders>
+            <w:shd w:fill="1F3A5F" w:val="clear"/>
             <w:vAlign w:val="center"/>
           </w:tcPr>
           <w:p>
             <w:pPr>
               <w:pStyle w:val="TableHeading"/>
-              <w:suppressLineNumbers/>
-              <w:shd w:fill="1F3A5F" w:val="clear"/>
-              <w:bidi w:val="0"/>
-              <w:spacing w:before="0" w:after="283"/>
-              <w:jc w:val="center"/>
-              <w:rPr/>
-            </w:pPr>
-            <w:r>
-              <w:rPr/>
+              <w:bidi w:val="0"/>
+              <w:spacing w:before="0" w:after="283"/>
+              <w:jc w:val="left"/>
+              <w:rPr>
+                <w:color w:val="FFFFFF"/>
+              </w:rPr>
+            </w:pPr>
+            <w:r>
+              <w:rPr>
+                <w:color w:val="FFFFFF"/>
+              </w:rPr>
               <w:t>Field</w:t>
             </w:r>
           </w:p>
         </w:tc>
         <w:tc>
           <w:tcPr>
-            <w:tcW w:w="4321" w:type="dxa"/>
-            <w:tcBorders/>
+            <w:tcW w:w="4312" w:type="dxa"/>
+            <w:tcBorders>
+              <w:top w:val="single" w:sz="6" w:space="0" w:color="BFC7D5"/>
+              <w:left w:val="single" w:sz="2" w:space="0" w:color="BFC7D5"/>
+              <w:bottom w:val="single" w:sz="2" w:space="0" w:color="BFC7D5"/>
+              <w:right w:val="single" w:sz="6" w:space="0" w:color="BFC7D5"/>
+            </w:tcBorders>
+            <w:shd w:fill="1F3A5F" w:val="clear"/>
             <w:vAlign w:val="center"/>
           </w:tcPr>
           <w:p>
             <w:pPr>
               <w:pStyle w:val="TableHeading"/>
-              <w:suppressLineNumbers/>
-              <w:shd w:fill="1F3A5F" w:val="clear"/>
-              <w:bidi w:val="0"/>
-              <w:spacing w:before="0" w:after="283"/>
-              <w:jc w:val="center"/>
-              <w:rPr/>
-            </w:pPr>
-            <w:r>
-              <w:rPr/>
+              <w:bidi w:val="0"/>
+              <w:spacing w:before="0" w:after="283"/>
+              <w:jc w:val="left"/>
+              <w:rPr>
+                <w:color w:val="FFFFFF"/>
+              </w:rPr>
+            </w:pPr>
+            <w:r>
+              <w:rPr>
+                <w:color w:val="FFFFFF"/>
+              </w:rPr>
               <w:t>Entry</w:t>
             </w:r>
           </w:p>
@@ -3778,8 +4826,12 @@
         <w:trPr/>
         <w:tc>
           <w:tcPr>
-            <w:tcW w:w="7018" w:type="dxa"/>
-            <w:tcBorders/>
+            <w:tcW w:w="7027" w:type="dxa"/>
+            <w:tcBorders>
+              <w:left w:val="single" w:sz="6" w:space="0" w:color="BFC7D5"/>
+              <w:bottom w:val="single" w:sz="2" w:space="0" w:color="BFC7D5"/>
+              <w:right w:val="single" w:sz="6" w:space="0" w:color="BFC7D5"/>
+            </w:tcBorders>
             <w:vAlign w:val="center"/>
           </w:tcPr>
           <w:p>
@@ -3798,8 +4850,12 @@
         </w:tc>
         <w:tc>
           <w:tcPr>
-            <w:tcW w:w="4321" w:type="dxa"/>
-            <w:tcBorders/>
+            <w:tcW w:w="4312" w:type="dxa"/>
+            <w:tcBorders>
+              <w:left w:val="single" w:sz="2" w:space="0" w:color="BFC7D5"/>
+              <w:bottom w:val="single" w:sz="2" w:space="0" w:color="BFC7D5"/>
+              <w:right w:val="single" w:sz="6" w:space="0" w:color="BFC7D5"/>
+            </w:tcBorders>
             <w:vAlign w:val="center"/>
           </w:tcPr>
           <w:p>
@@ -3823,8 +4879,12 @@
         <w:trPr/>
         <w:tc>
           <w:tcPr>
-            <w:tcW w:w="7018" w:type="dxa"/>
-            <w:tcBorders/>
+            <w:tcW w:w="7027" w:type="dxa"/>
+            <w:tcBorders>
+              <w:left w:val="single" w:sz="6" w:space="0" w:color="BFC7D5"/>
+              <w:bottom w:val="single" w:sz="2" w:space="0" w:color="BFC7D5"/>
+              <w:right w:val="single" w:sz="6" w:space="0" w:color="BFC7D5"/>
+            </w:tcBorders>
             <w:vAlign w:val="center"/>
           </w:tcPr>
           <w:p>
@@ -3843,8 +4903,12 @@
         </w:tc>
         <w:tc>
           <w:tcPr>
-            <w:tcW w:w="4321" w:type="dxa"/>
-            <w:tcBorders/>
+            <w:tcW w:w="4312" w:type="dxa"/>
+            <w:tcBorders>
+              <w:left w:val="single" w:sz="2" w:space="0" w:color="BFC7D5"/>
+              <w:bottom w:val="single" w:sz="2" w:space="0" w:color="BFC7D5"/>
+              <w:right w:val="single" w:sz="6" w:space="0" w:color="BFC7D5"/>
+            </w:tcBorders>
             <w:vAlign w:val="center"/>
           </w:tcPr>
           <w:p>
@@ -3868,8 +4932,12 @@
         <w:trPr/>
         <w:tc>
           <w:tcPr>
-            <w:tcW w:w="7018" w:type="dxa"/>
-            <w:tcBorders/>
+            <w:tcW w:w="7027" w:type="dxa"/>
+            <w:tcBorders>
+              <w:left w:val="single" w:sz="6" w:space="0" w:color="BFC7D5"/>
+              <w:bottom w:val="single" w:sz="2" w:space="0" w:color="BFC7D5"/>
+              <w:right w:val="single" w:sz="6" w:space="0" w:color="BFC7D5"/>
+            </w:tcBorders>
             <w:vAlign w:val="center"/>
           </w:tcPr>
           <w:p>
@@ -3888,8 +4956,12 @@
         </w:tc>
         <w:tc>
           <w:tcPr>
-            <w:tcW w:w="4321" w:type="dxa"/>
-            <w:tcBorders/>
+            <w:tcW w:w="4312" w:type="dxa"/>
+            <w:tcBorders>
+              <w:left w:val="single" w:sz="2" w:space="0" w:color="BFC7D5"/>
+              <w:bottom w:val="single" w:sz="2" w:space="0" w:color="BFC7D5"/>
+              <w:right w:val="single" w:sz="6" w:space="0" w:color="BFC7D5"/>
+            </w:tcBorders>
             <w:vAlign w:val="center"/>
           </w:tcPr>
           <w:p>
@@ -3913,8 +4985,12 @@
         <w:trPr/>
         <w:tc>
           <w:tcPr>
-            <w:tcW w:w="7018" w:type="dxa"/>
-            <w:tcBorders/>
+            <w:tcW w:w="7027" w:type="dxa"/>
+            <w:tcBorders>
+              <w:left w:val="single" w:sz="6" w:space="0" w:color="BFC7D5"/>
+              <w:bottom w:val="single" w:sz="6" w:space="0" w:color="BFC7D5"/>
+              <w:right w:val="single" w:sz="6" w:space="0" w:color="BFC7D5"/>
+            </w:tcBorders>
             <w:vAlign w:val="center"/>
           </w:tcPr>
           <w:p>
@@ -3939,8 +5015,12 @@
         </w:tc>
         <w:tc>
           <w:tcPr>
-            <w:tcW w:w="4321" w:type="dxa"/>
-            <w:tcBorders/>
+            <w:tcW w:w="4312" w:type="dxa"/>
+            <w:tcBorders>
+              <w:left w:val="single" w:sz="2" w:space="0" w:color="BFC7D5"/>
+              <w:bottom w:val="single" w:sz="6" w:space="0" w:color="BFC7D5"/>
+              <w:right w:val="single" w:sz="6" w:space="0" w:color="BFC7D5"/>
+            </w:tcBorders>
             <w:vAlign w:val="center"/>
           </w:tcPr>
           <w:p>
